--- a/rapports/2026-06-06/EQ10/EQ10_enq1_v2/DR_081201020048/36-20-25-18.docx
+++ b/rapports/2026-06-06/EQ10/EQ10_enq1_v2/DR_081201020048/36-20-25-18.docx
@@ -297,7 +297,7 @@
           <w:color w:val="1F6FEB"/>
           <w:sz w:val="22"/>
         </w:rPr>
-        <w:t>⚠ INCOHÉRENCES À CORRIGER (426)</w:t>
+        <w:t>⚠ INCOHÉRENCES À CORRIGER (419)</w:t>
       </w:r>
     </w:p>
     <w:tbl>
@@ -1385,7 +1385,7 @@
                 <w:i w:val="0"/>
                 <w:sz w:val="17"/>
               </w:rPr>
-              <w:t>Incohérence!!! seulement les écoles privées paient les frais de scolarité (y compris les frais d'inscription).</w:t>
+              <w:t>Incoherent!!! Le niveau d'études suivi par abdou khouma  au cours de l'année 2024/2025 est Primaire ou son niveau d'études le plus élevé atteint est  mais il déclare en 2.11 qu'il a obtenu comme résultat le Diplômé, études achevées.</w:t>
             </w:r>
           </w:p>
         </w:tc>
@@ -1475,7 +1475,7 @@
                 <w:i w:val="0"/>
                 <w:sz w:val="17"/>
               </w:rPr>
-              <w:t>Incoherent!!! Le niveau d'études suivi par khoudia khouma  au cours de l'année 2024/2025 est Secondaire 1 (Moyen) Général mais il déclare en 2.11 qu'il a obtenu comme résultat le Diplômé, études achevées.</w:t>
+              <w:t>Prière de corriger cette incoherence en 2.11.</w:t>
             </w:r>
           </w:p>
         </w:tc>
@@ -1565,7 +1565,7 @@
                 <w:i w:val="0"/>
                 <w:sz w:val="17"/>
               </w:rPr>
-              <w:t>Prière de corriger cette incoherence en 2.11.</w:t>
+              <w:t>Incoherent!!! Le niveau d'études suivi par khoudia khouma  au cours de l'année 2024/2025 est Secondaire 1 (Moyen) Général mais il déclare en 2.11 qu'il a obtenu comme résultat le Diplômé, études achevées.</w:t>
             </w:r>
           </w:p>
         </w:tc>
@@ -1835,7 +1835,7 @@
                 <w:i w:val="0"/>
                 <w:sz w:val="17"/>
               </w:rPr>
-              <w:t>Incoherent!!! Le niveau d'études suivi par abdou khouma  au cours de l'année 2024/2025 est Primaire ou son niveau d'études le plus élevé atteint est  mais il déclare en 2.11 qu'il a obtenu comme résultat le Diplômé, études achevées.</w:t>
+              <w:t>Incohérent!! Le niveau d'instruction déclaré par l'un des enfants () au niveau de la section 1 de diakhou samb diffère de celui donné par diakhou samb lui-même qui affirme ne pas avoir frequenté l'école formelle.</w:t>
             </w:r>
           </w:p>
         </w:tc>
@@ -1925,7 +1925,7 @@
                 <w:i w:val="0"/>
                 <w:sz w:val="17"/>
               </w:rPr>
-              <w:t>Incohérent!! Le niveau d'instruction déclaré par l'un des enfants () au niveau de la section 1 de diakhou samb diffère de celui donné par diakhou samb lui-même qui affirme ne pas avoir frequenté l'école formelle.</w:t>
+              <w:t>Incohérent!! Le niveau d'instruction déclaré par l'un des enfants () au niveau de la section 1 de kosso ganar khouma diffère de celui donné par kosso ganar khouma lui-même qui affirme ne pas avoir frequenté l'école formelle.</w:t>
             </w:r>
           </w:p>
         </w:tc>
@@ -2015,7 +2015,7 @@
                 <w:i w:val="0"/>
                 <w:sz w:val="17"/>
               </w:rPr>
-              <w:t>Incohérent!! Le niveau d'instruction déclaré par l'un des enfants () au niveau de la section 1 de kosso ganar khouma diffère de celui donné par kosso ganar khouma lui-même qui affirme ne pas avoir frequenté l'école formelle.</w:t>
+              <w:t>Incohérent!! Le niveau d'instruction déclaré par l'un des enfants () au niveau de la section 1 de mame diarra khouma diffère de celui donné par mame diarra khouma lui-même qui affirme ne pas avoir frequenté l'école formelle.</w:t>
             </w:r>
           </w:p>
         </w:tc>
@@ -2105,7 +2105,7 @@
                 <w:i w:val="0"/>
                 <w:sz w:val="17"/>
               </w:rPr>
-              <w:t>Incohérent!! Le niveau d'instruction déclaré par l'un des enfants () au niveau de la section 1 de mame diarra khouma diffère de celui donné par mame diarra khouma lui-même qui affirme ne pas avoir frequenté l'école formelle.</w:t>
+              <w:t>Incohérent!! Le niveau d'instruction déclaré par l'un des enfants () au niveau de la section 1 de mame isseu gueye diffère de celui donné par mame isseu gueye lui-même qui affirme ne pas avoir frequenté l'école formelle.</w:t>
             </w:r>
           </w:p>
         </w:tc>
@@ -2195,7 +2195,7 @@
                 <w:i w:val="0"/>
                 <w:sz w:val="17"/>
               </w:rPr>
-              <w:t>Incohérent!! Le niveau d'instruction déclaré par l'un des enfants () au niveau de la section 1 de mame isseu gueye diffère de celui donné par mame isseu gueye lui-même qui affirme ne pas avoir frequenté l'école formelle.</w:t>
+              <w:t>Incohérent!! Le niveau d'instruction déclaré par l'un des enfants () au niveau de la section 1 de mbayang diop diffère de celui donné par mbayang diop lui-même qui affirme ne pas avoir frequenté l'école formelle.</w:t>
             </w:r>
           </w:p>
         </w:tc>
@@ -2228,6 +2228,1266 @@
                 <w:i w:val="0"/>
                 <w:sz w:val="16"/>
               </w:rPr>
+              <w:t>S11</w:t>
+              <w:br/>
+            </w:r>
+            <w:r>
+              <w:rPr>
+                <w:b w:val="0"/>
+                <w:i w:val="0"/>
+                <w:color w:val="64748B"/>
+                <w:sz w:val="14"/>
+              </w:rPr>
+              <w:t>Logement / cadre de vie</w:t>
+            </w:r>
+          </w:p>
+        </w:tc>
+        <w:tc>
+          <w:tcPr>
+            <w:tcW w:type="dxa" w:w="1531"/>
+          </w:tcPr>
+          <w:p>
+            <w:r>
+              <w:rPr>
+                <w:b/>
+                <w:i w:val="0"/>
+                <w:color w:val="16A34A"/>
+                <w:sz w:val="16"/>
+              </w:rPr>
+              <w:t>s01q47__1, s01q47__2, s01q47__3, s01q47__4, s01q47__5, s01q47__6, s01q47__7, s02q15</w:t>
+            </w:r>
+          </w:p>
+        </w:tc>
+        <w:tc>
+          <w:tcPr>
+            <w:tcW w:type="dxa" w:w="1191"/>
+          </w:tcPr>
+          <w:p>
+            <w:r>
+              <w:rPr>
+                <w:b w:val="0"/>
+                <w:i w:val="0"/>
+                <w:color w:val="64748B"/>
+                <w:sz w:val="16"/>
+              </w:rPr>
+              <w:t>GT-CQ</w:t>
+            </w:r>
+          </w:p>
+        </w:tc>
+        <w:tc>
+          <w:tcPr>
+            <w:tcW w:type="dxa" w:w="4706"/>
+          </w:tcPr>
+          <w:p>
+            <w:r>
+              <w:rPr>
+                <w:b w:val="0"/>
+                <w:i w:val="0"/>
+                <w:sz w:val="17"/>
+              </w:rPr>
+              <w:t>Le montant de l'eau acheté auprès des vendeurs ou auprès d'un autre ménage au cours de 30 derniers jours est de 60000 FCFA qui semble incoherent, prière de vérifier la question 11.25 auprès du ménage ou confirmer.</w:t>
+            </w:r>
+          </w:p>
+        </w:tc>
+      </w:tr>
+      <w:tr>
+        <w:tc>
+          <w:tcPr>
+            <w:tcW w:type="dxa" w:w="964"/>
+          </w:tcPr>
+          <w:p>
+            <w:r>
+              <w:rPr>
+                <w:b/>
+                <w:i w:val="0"/>
+                <w:color w:val="DC2626"/>
+                <w:sz w:val="16"/>
+              </w:rPr>
+              <w:t>Haute</w:t>
+            </w:r>
+          </w:p>
+        </w:tc>
+        <w:tc>
+          <w:tcPr>
+            <w:tcW w:type="dxa" w:w="1247"/>
+          </w:tcPr>
+          <w:p>
+            <w:r>
+              <w:rPr>
+                <w:b/>
+                <w:i w:val="0"/>
+                <w:sz w:val="16"/>
+              </w:rPr>
+              <w:t>S20</w:t>
+              <w:br/>
+            </w:r>
+            <w:r>
+              <w:rPr>
+                <w:b w:val="0"/>
+                <w:i w:val="0"/>
+                <w:color w:val="64748B"/>
+                <w:sz w:val="14"/>
+              </w:rPr>
+              <w:t>Gouvernance / autres</w:t>
+            </w:r>
+          </w:p>
+        </w:tc>
+        <w:tc>
+          <w:tcPr>
+            <w:tcW w:type="dxa" w:w="1531"/>
+          </w:tcPr>
+          <w:p>
+            <w:r>
+              <w:rPr>
+                <w:b/>
+                <w:i w:val="0"/>
+                <w:color w:val="16A34A"/>
+                <w:sz w:val="16"/>
+              </w:rPr>
+              <w:t>—</w:t>
+            </w:r>
+          </w:p>
+        </w:tc>
+        <w:tc>
+          <w:tcPr>
+            <w:tcW w:type="dxa" w:w="1191"/>
+          </w:tcPr>
+          <w:p>
+            <w:r>
+              <w:rPr>
+                <w:b w:val="0"/>
+                <w:i w:val="0"/>
+                <w:color w:val="64748B"/>
+                <w:sz w:val="16"/>
+              </w:rPr>
+              <w:t>GT-CQ</w:t>
+            </w:r>
+          </w:p>
+        </w:tc>
+        <w:tc>
+          <w:tcPr>
+            <w:tcW w:type="dxa" w:w="4706"/>
+          </w:tcPr>
+          <w:p>
+            <w:r>
+              <w:rPr>
+                <w:b w:val="0"/>
+                <w:i w:val="0"/>
+                <w:sz w:val="17"/>
+              </w:rPr>
+              <w:t>Incohérence détectée ! Le ménage a précédemment déclaré vivre « Bien » ou « Assez bien » selon son revenu en 20A.02.</w:t>
+            </w:r>
+          </w:p>
+        </w:tc>
+      </w:tr>
+      <w:tr>
+        <w:tc>
+          <w:tcPr>
+            <w:tcW w:type="dxa" w:w="964"/>
+          </w:tcPr>
+          <w:p>
+            <w:r>
+              <w:rPr>
+                <w:b/>
+                <w:i w:val="0"/>
+                <w:color w:val="EA580C"/>
+                <w:sz w:val="16"/>
+              </w:rPr>
+              <w:t>Moyenne</w:t>
+            </w:r>
+          </w:p>
+        </w:tc>
+        <w:tc>
+          <w:tcPr>
+            <w:tcW w:type="dxa" w:w="1247"/>
+          </w:tcPr>
+          <w:p>
+            <w:r>
+              <w:rPr>
+                <w:b/>
+                <w:i w:val="0"/>
+                <w:sz w:val="16"/>
+              </w:rPr>
+              <w:t>S00</w:t>
+              <w:br/>
+            </w:r>
+            <w:r>
+              <w:rPr>
+                <w:b w:val="0"/>
+                <w:i w:val="0"/>
+                <w:color w:val="64748B"/>
+                <w:sz w:val="14"/>
+              </w:rPr>
+              <w:t>Identification</w:t>
+            </w:r>
+          </w:p>
+        </w:tc>
+        <w:tc>
+          <w:tcPr>
+            <w:tcW w:type="dxa" w:w="1531"/>
+          </w:tcPr>
+          <w:p>
+            <w:r>
+              <w:rPr>
+                <w:b/>
+                <w:i w:val="0"/>
+                <w:color w:val="16A34A"/>
+                <w:sz w:val="16"/>
+              </w:rPr>
+              <w:t>s00q07a, s00q08, s00q10, s00q13_0, s00q15_0, s00q17_0, s00q23a, s00q23b</w:t>
+            </w:r>
+          </w:p>
+        </w:tc>
+        <w:tc>
+          <w:tcPr>
+            <w:tcW w:type="dxa" w:w="1191"/>
+          </w:tcPr>
+          <w:p>
+            <w:r>
+              <w:rPr>
+                <w:b w:val="0"/>
+                <w:i w:val="0"/>
+                <w:color w:val="64748B"/>
+                <w:sz w:val="16"/>
+              </w:rPr>
+              <w:t>GT-CQ</w:t>
+            </w:r>
+          </w:p>
+        </w:tc>
+        <w:tc>
+          <w:tcPr>
+            <w:tcW w:type="dxa" w:w="4706"/>
+          </w:tcPr>
+          <w:p>
+            <w:r>
+              <w:rPr>
+                <w:b w:val="0"/>
+                <w:i w:val="0"/>
+                <w:sz w:val="17"/>
+              </w:rPr>
+              <w:t>Le questionnaire est completé mais il reste certainnes infomations du ménage à faire dans la section 0, prière de renseigner ces informations.</w:t>
+            </w:r>
+          </w:p>
+        </w:tc>
+      </w:tr>
+      <w:tr>
+        <w:tc>
+          <w:tcPr>
+            <w:tcW w:type="dxa" w:w="964"/>
+          </w:tcPr>
+          <w:p>
+            <w:r>
+              <w:rPr>
+                <w:b/>
+                <w:i w:val="0"/>
+                <w:color w:val="EA580C"/>
+                <w:sz w:val="16"/>
+              </w:rPr>
+              <w:t>Moyenne</w:t>
+            </w:r>
+          </w:p>
+        </w:tc>
+        <w:tc>
+          <w:tcPr>
+            <w:tcW w:type="dxa" w:w="1247"/>
+          </w:tcPr>
+          <w:p>
+            <w:r>
+              <w:rPr>
+                <w:b/>
+                <w:i w:val="0"/>
+                <w:sz w:val="16"/>
+              </w:rPr>
+              <w:t>S00</w:t>
+              <w:br/>
+            </w:r>
+            <w:r>
+              <w:rPr>
+                <w:b w:val="0"/>
+                <w:i w:val="0"/>
+                <w:color w:val="64748B"/>
+                <w:sz w:val="14"/>
+              </w:rPr>
+              <w:t>Identification</w:t>
+            </w:r>
+          </w:p>
+        </w:tc>
+        <w:tc>
+          <w:tcPr>
+            <w:tcW w:type="dxa" w:w="1531"/>
+          </w:tcPr>
+          <w:p>
+            <w:r>
+              <w:rPr>
+                <w:b/>
+                <w:i w:val="0"/>
+                <w:color w:val="16A34A"/>
+                <w:sz w:val="16"/>
+              </w:rPr>
+              <w:t>s00q07a, s00q08, s00q10, s00q13_0, s00q15_0, s00q17_0, s00q23a, s00q23b</w:t>
+            </w:r>
+          </w:p>
+        </w:tc>
+        <w:tc>
+          <w:tcPr>
+            <w:tcW w:type="dxa" w:w="1191"/>
+          </w:tcPr>
+          <w:p>
+            <w:r>
+              <w:rPr>
+                <w:b w:val="0"/>
+                <w:i w:val="0"/>
+                <w:color w:val="64748B"/>
+                <w:sz w:val="16"/>
+              </w:rPr>
+              <w:t>GT-CQ</w:t>
+            </w:r>
+          </w:p>
+        </w:tc>
+        <w:tc>
+          <w:tcPr>
+            <w:tcW w:type="dxa" w:w="4706"/>
+          </w:tcPr>
+          <w:p>
+            <w:r>
+              <w:rPr>
+                <w:b w:val="0"/>
+                <w:i w:val="0"/>
+                <w:sz w:val="17"/>
+              </w:rPr>
+              <w:t>Prière de renseigner toutes les informations du ménage dans la section 0 avant d'entamer les autres informations.</w:t>
+            </w:r>
+          </w:p>
+        </w:tc>
+      </w:tr>
+      <w:tr>
+        <w:tc>
+          <w:tcPr>
+            <w:tcW w:type="dxa" w:w="964"/>
+          </w:tcPr>
+          <w:p>
+            <w:r>
+              <w:rPr>
+                <w:b/>
+                <w:i w:val="0"/>
+                <w:color w:val="EA580C"/>
+                <w:sz w:val="16"/>
+              </w:rPr>
+              <w:t>Moyenne</w:t>
+            </w:r>
+          </w:p>
+        </w:tc>
+        <w:tc>
+          <w:tcPr>
+            <w:tcW w:type="dxa" w:w="1247"/>
+          </w:tcPr>
+          <w:p>
+            <w:r>
+              <w:rPr>
+                <w:b/>
+                <w:i w:val="0"/>
+                <w:sz w:val="16"/>
+              </w:rPr>
+              <w:t>S00</w:t>
+              <w:br/>
+            </w:r>
+            <w:r>
+              <w:rPr>
+                <w:b w:val="0"/>
+                <w:i w:val="0"/>
+                <w:color w:val="64748B"/>
+                <w:sz w:val="14"/>
+              </w:rPr>
+              <w:t>Identification</w:t>
+            </w:r>
+          </w:p>
+        </w:tc>
+        <w:tc>
+          <w:tcPr>
+            <w:tcW w:type="dxa" w:w="1531"/>
+          </w:tcPr>
+          <w:p>
+            <w:r>
+              <w:rPr>
+                <w:b/>
+                <w:i w:val="0"/>
+                <w:color w:val="16A34A"/>
+                <w:sz w:val="16"/>
+              </w:rPr>
+              <w:t>s00q27</w:t>
+            </w:r>
+          </w:p>
+        </w:tc>
+        <w:tc>
+          <w:tcPr>
+            <w:tcW w:type="dxa" w:w="1191"/>
+          </w:tcPr>
+          <w:p>
+            <w:r>
+              <w:rPr>
+                <w:b w:val="0"/>
+                <w:i w:val="0"/>
+                <w:color w:val="64748B"/>
+                <w:sz w:val="16"/>
+              </w:rPr>
+              <w:t>GT-CQ</w:t>
+            </w:r>
+          </w:p>
+        </w:tc>
+        <w:tc>
+          <w:tcPr>
+            <w:tcW w:type="dxa" w:w="4706"/>
+          </w:tcPr>
+          <w:p>
+            <w:r>
+              <w:rPr>
+                <w:b w:val="0"/>
+                <w:i w:val="0"/>
+                <w:sz w:val="17"/>
+              </w:rPr>
+              <w:t>Le questionnaire semble ne pas être complètement fini mais le questionnaire est en statut complet, prière de compléter le questionnaire.</w:t>
+            </w:r>
+          </w:p>
+        </w:tc>
+      </w:tr>
+      <w:tr>
+        <w:tc>
+          <w:tcPr>
+            <w:tcW w:type="dxa" w:w="964"/>
+          </w:tcPr>
+          <w:p>
+            <w:r>
+              <w:rPr>
+                <w:b/>
+                <w:i w:val="0"/>
+                <w:color w:val="EA580C"/>
+                <w:sz w:val="16"/>
+              </w:rPr>
+              <w:t>Moyenne</w:t>
+            </w:r>
+          </w:p>
+        </w:tc>
+        <w:tc>
+          <w:tcPr>
+            <w:tcW w:type="dxa" w:w="1247"/>
+          </w:tcPr>
+          <w:p>
+            <w:r>
+              <w:rPr>
+                <w:b/>
+                <w:i w:val="0"/>
+                <w:sz w:val="16"/>
+              </w:rPr>
+              <w:t>S01</w:t>
+              <w:br/>
+            </w:r>
+            <w:r>
+              <w:rPr>
+                <w:b w:val="0"/>
+                <w:i w:val="0"/>
+                <w:color w:val="64748B"/>
+                <w:sz w:val="14"/>
+              </w:rPr>
+              <w:t>Démographie</w:t>
+            </w:r>
+          </w:p>
+        </w:tc>
+        <w:tc>
+          <w:tcPr>
+            <w:tcW w:type="dxa" w:w="1531"/>
+          </w:tcPr>
+          <w:p>
+            <w:r>
+              <w:rPr>
+                <w:b/>
+                <w:i w:val="0"/>
+                <w:color w:val="16A34A"/>
+                <w:sz w:val="16"/>
+              </w:rPr>
+              <w:t>—</w:t>
+            </w:r>
+          </w:p>
+        </w:tc>
+        <w:tc>
+          <w:tcPr>
+            <w:tcW w:type="dxa" w:w="1191"/>
+          </w:tcPr>
+          <w:p>
+            <w:r>
+              <w:rPr>
+                <w:b w:val="0"/>
+                <w:i w:val="0"/>
+                <w:color w:val="64748B"/>
+                <w:sz w:val="16"/>
+              </w:rPr>
+              <w:t>GT-CQ</w:t>
+            </w:r>
+          </w:p>
+        </w:tc>
+        <w:tc>
+          <w:tcPr>
+            <w:tcW w:type="dxa" w:w="4706"/>
+          </w:tcPr>
+          <w:p>
+            <w:r>
+              <w:rPr>
+                <w:b w:val="0"/>
+                <w:i w:val="0"/>
+                <w:sz w:val="17"/>
+              </w:rPr>
+              <w:t>Prière de verifier l'information donnée par abdou khouma ou corriger au niveau de la section 1.</w:t>
+            </w:r>
+          </w:p>
+        </w:tc>
+      </w:tr>
+      <w:tr>
+        <w:tc>
+          <w:tcPr>
+            <w:tcW w:type="dxa" w:w="964"/>
+          </w:tcPr>
+          <w:p>
+            <w:r>
+              <w:rPr>
+                <w:b/>
+                <w:i w:val="0"/>
+                <w:color w:val="EA580C"/>
+                <w:sz w:val="16"/>
+              </w:rPr>
+              <w:t>Moyenne</w:t>
+            </w:r>
+          </w:p>
+        </w:tc>
+        <w:tc>
+          <w:tcPr>
+            <w:tcW w:type="dxa" w:w="1247"/>
+          </w:tcPr>
+          <w:p>
+            <w:r>
+              <w:rPr>
+                <w:b/>
+                <w:i w:val="0"/>
+                <w:sz w:val="16"/>
+              </w:rPr>
+              <w:t>S01</w:t>
+              <w:br/>
+            </w:r>
+            <w:r>
+              <w:rPr>
+                <w:b w:val="0"/>
+                <w:i w:val="0"/>
+                <w:color w:val="64748B"/>
+                <w:sz w:val="14"/>
+              </w:rPr>
+              <w:t>Démographie</w:t>
+            </w:r>
+          </w:p>
+        </w:tc>
+        <w:tc>
+          <w:tcPr>
+            <w:tcW w:type="dxa" w:w="1531"/>
+          </w:tcPr>
+          <w:p>
+            <w:r>
+              <w:rPr>
+                <w:b/>
+                <w:i w:val="0"/>
+                <w:color w:val="16A34A"/>
+                <w:sz w:val="16"/>
+              </w:rPr>
+              <w:t>—</w:t>
+            </w:r>
+          </w:p>
+        </w:tc>
+        <w:tc>
+          <w:tcPr>
+            <w:tcW w:type="dxa" w:w="1191"/>
+          </w:tcPr>
+          <w:p>
+            <w:r>
+              <w:rPr>
+                <w:b w:val="0"/>
+                <w:i w:val="0"/>
+                <w:color w:val="64748B"/>
+                <w:sz w:val="16"/>
+              </w:rPr>
+              <w:t>GT-CQ</w:t>
+            </w:r>
+          </w:p>
+        </w:tc>
+        <w:tc>
+          <w:tcPr>
+            <w:tcW w:type="dxa" w:w="4706"/>
+          </w:tcPr>
+          <w:p>
+            <w:r>
+              <w:rPr>
+                <w:b w:val="0"/>
+                <w:i w:val="0"/>
+                <w:sz w:val="17"/>
+              </w:rPr>
+              <w:t>Prière de verifier l'information donnée par bassirou khouma ou corriger au niveau de la section 1.</w:t>
+            </w:r>
+          </w:p>
+        </w:tc>
+      </w:tr>
+      <w:tr>
+        <w:tc>
+          <w:tcPr>
+            <w:tcW w:type="dxa" w:w="964"/>
+          </w:tcPr>
+          <w:p>
+            <w:r>
+              <w:rPr>
+                <w:b/>
+                <w:i w:val="0"/>
+                <w:color w:val="EA580C"/>
+                <w:sz w:val="16"/>
+              </w:rPr>
+              <w:t>Moyenne</w:t>
+            </w:r>
+          </w:p>
+        </w:tc>
+        <w:tc>
+          <w:tcPr>
+            <w:tcW w:type="dxa" w:w="1247"/>
+          </w:tcPr>
+          <w:p>
+            <w:r>
+              <w:rPr>
+                <w:b/>
+                <w:i w:val="0"/>
+                <w:sz w:val="16"/>
+              </w:rPr>
+              <w:t>S01</w:t>
+              <w:br/>
+            </w:r>
+            <w:r>
+              <w:rPr>
+                <w:b w:val="0"/>
+                <w:i w:val="0"/>
+                <w:color w:val="64748B"/>
+                <w:sz w:val="14"/>
+              </w:rPr>
+              <w:t>Démographie</w:t>
+            </w:r>
+          </w:p>
+        </w:tc>
+        <w:tc>
+          <w:tcPr>
+            <w:tcW w:type="dxa" w:w="1531"/>
+          </w:tcPr>
+          <w:p>
+            <w:r>
+              <w:rPr>
+                <w:b/>
+                <w:i w:val="0"/>
+                <w:color w:val="16A34A"/>
+                <w:sz w:val="16"/>
+              </w:rPr>
+              <w:t>—</w:t>
+            </w:r>
+          </w:p>
+        </w:tc>
+        <w:tc>
+          <w:tcPr>
+            <w:tcW w:type="dxa" w:w="1191"/>
+          </w:tcPr>
+          <w:p>
+            <w:r>
+              <w:rPr>
+                <w:b w:val="0"/>
+                <w:i w:val="0"/>
+                <w:color w:val="64748B"/>
+                <w:sz w:val="16"/>
+              </w:rPr>
+              <w:t>GT-CQ</w:t>
+            </w:r>
+          </w:p>
+        </w:tc>
+        <w:tc>
+          <w:tcPr>
+            <w:tcW w:type="dxa" w:w="4706"/>
+          </w:tcPr>
+          <w:p>
+            <w:r>
+              <w:rPr>
+                <w:b w:val="0"/>
+                <w:i w:val="0"/>
+                <w:sz w:val="17"/>
+              </w:rPr>
+              <w:t>Prière de verifier l'information donnée par khadim khouma (fils de diakhou) ou corriger au niveau de la section 1.</w:t>
+            </w:r>
+          </w:p>
+        </w:tc>
+      </w:tr>
+      <w:tr>
+        <w:tc>
+          <w:tcPr>
+            <w:tcW w:type="dxa" w:w="964"/>
+          </w:tcPr>
+          <w:p>
+            <w:r>
+              <w:rPr>
+                <w:b/>
+                <w:i w:val="0"/>
+                <w:color w:val="EA580C"/>
+                <w:sz w:val="16"/>
+              </w:rPr>
+              <w:t>Moyenne</w:t>
+            </w:r>
+          </w:p>
+        </w:tc>
+        <w:tc>
+          <w:tcPr>
+            <w:tcW w:type="dxa" w:w="1247"/>
+          </w:tcPr>
+          <w:p>
+            <w:r>
+              <w:rPr>
+                <w:b/>
+                <w:i w:val="0"/>
+                <w:sz w:val="16"/>
+              </w:rPr>
+              <w:t>S01</w:t>
+              <w:br/>
+            </w:r>
+            <w:r>
+              <w:rPr>
+                <w:b w:val="0"/>
+                <w:i w:val="0"/>
+                <w:color w:val="64748B"/>
+                <w:sz w:val="14"/>
+              </w:rPr>
+              <w:t>Démographie</w:t>
+            </w:r>
+          </w:p>
+        </w:tc>
+        <w:tc>
+          <w:tcPr>
+            <w:tcW w:type="dxa" w:w="1531"/>
+          </w:tcPr>
+          <w:p>
+            <w:r>
+              <w:rPr>
+                <w:b/>
+                <w:i w:val="0"/>
+                <w:color w:val="16A34A"/>
+                <w:sz w:val="16"/>
+              </w:rPr>
+              <w:t>—</w:t>
+            </w:r>
+          </w:p>
+        </w:tc>
+        <w:tc>
+          <w:tcPr>
+            <w:tcW w:type="dxa" w:w="1191"/>
+          </w:tcPr>
+          <w:p>
+            <w:r>
+              <w:rPr>
+                <w:b w:val="0"/>
+                <w:i w:val="0"/>
+                <w:color w:val="64748B"/>
+                <w:sz w:val="16"/>
+              </w:rPr>
+              <w:t>GT-CQ</w:t>
+            </w:r>
+          </w:p>
+        </w:tc>
+        <w:tc>
+          <w:tcPr>
+            <w:tcW w:type="dxa" w:w="4706"/>
+          </w:tcPr>
+          <w:p>
+            <w:r>
+              <w:rPr>
+                <w:b w:val="0"/>
+                <w:i w:val="0"/>
+                <w:sz w:val="17"/>
+              </w:rPr>
+              <w:t>Prière de verifier l'information donnée par khady khouma ou corriger au niveau de la section 1.</w:t>
+            </w:r>
+          </w:p>
+        </w:tc>
+      </w:tr>
+      <w:tr>
+        <w:tc>
+          <w:tcPr>
+            <w:tcW w:type="dxa" w:w="964"/>
+          </w:tcPr>
+          <w:p>
+            <w:r>
+              <w:rPr>
+                <w:b/>
+                <w:i w:val="0"/>
+                <w:color w:val="EA580C"/>
+                <w:sz w:val="16"/>
+              </w:rPr>
+              <w:t>Moyenne</w:t>
+            </w:r>
+          </w:p>
+        </w:tc>
+        <w:tc>
+          <w:tcPr>
+            <w:tcW w:type="dxa" w:w="1247"/>
+          </w:tcPr>
+          <w:p>
+            <w:r>
+              <w:rPr>
+                <w:b/>
+                <w:i w:val="0"/>
+                <w:sz w:val="16"/>
+              </w:rPr>
+              <w:t>S01</w:t>
+              <w:br/>
+            </w:r>
+            <w:r>
+              <w:rPr>
+                <w:b w:val="0"/>
+                <w:i w:val="0"/>
+                <w:color w:val="64748B"/>
+                <w:sz w:val="14"/>
+              </w:rPr>
+              <w:t>Démographie</w:t>
+            </w:r>
+          </w:p>
+        </w:tc>
+        <w:tc>
+          <w:tcPr>
+            <w:tcW w:type="dxa" w:w="1531"/>
+          </w:tcPr>
+          <w:p>
+            <w:r>
+              <w:rPr>
+                <w:b/>
+                <w:i w:val="0"/>
+                <w:color w:val="16A34A"/>
+                <w:sz w:val="16"/>
+              </w:rPr>
+              <w:t>—</w:t>
+            </w:r>
+          </w:p>
+        </w:tc>
+        <w:tc>
+          <w:tcPr>
+            <w:tcW w:type="dxa" w:w="1191"/>
+          </w:tcPr>
+          <w:p>
+            <w:r>
+              <w:rPr>
+                <w:b w:val="0"/>
+                <w:i w:val="0"/>
+                <w:color w:val="64748B"/>
+                <w:sz w:val="16"/>
+              </w:rPr>
+              <w:t>GT-CQ</w:t>
+            </w:r>
+          </w:p>
+        </w:tc>
+        <w:tc>
+          <w:tcPr>
+            <w:tcW w:type="dxa" w:w="4706"/>
+          </w:tcPr>
+          <w:p>
+            <w:r>
+              <w:rPr>
+                <w:b w:val="0"/>
+                <w:i w:val="0"/>
+                <w:sz w:val="17"/>
+              </w:rPr>
+              <w:t>Prière de verifier l'information donnée par khoudia khouma ou corriger au niveau de la section 1.</w:t>
+            </w:r>
+          </w:p>
+        </w:tc>
+      </w:tr>
+      <w:tr>
+        <w:tc>
+          <w:tcPr>
+            <w:tcW w:type="dxa" w:w="964"/>
+          </w:tcPr>
+          <w:p>
+            <w:r>
+              <w:rPr>
+                <w:b/>
+                <w:i w:val="0"/>
+                <w:color w:val="EA580C"/>
+                <w:sz w:val="16"/>
+              </w:rPr>
+              <w:t>Moyenne</w:t>
+            </w:r>
+          </w:p>
+        </w:tc>
+        <w:tc>
+          <w:tcPr>
+            <w:tcW w:type="dxa" w:w="1247"/>
+          </w:tcPr>
+          <w:p>
+            <w:r>
+              <w:rPr>
+                <w:b/>
+                <w:i w:val="0"/>
+                <w:sz w:val="16"/>
+              </w:rPr>
+              <w:t>S01</w:t>
+              <w:br/>
+            </w:r>
+            <w:r>
+              <w:rPr>
+                <w:b w:val="0"/>
+                <w:i w:val="0"/>
+                <w:color w:val="64748B"/>
+                <w:sz w:val="14"/>
+              </w:rPr>
+              <w:t>Démographie</w:t>
+            </w:r>
+          </w:p>
+        </w:tc>
+        <w:tc>
+          <w:tcPr>
+            <w:tcW w:type="dxa" w:w="1531"/>
+          </w:tcPr>
+          <w:p>
+            <w:r>
+              <w:rPr>
+                <w:b/>
+                <w:i w:val="0"/>
+                <w:color w:val="16A34A"/>
+                <w:sz w:val="16"/>
+              </w:rPr>
+              <w:t>—</w:t>
+            </w:r>
+          </w:p>
+        </w:tc>
+        <w:tc>
+          <w:tcPr>
+            <w:tcW w:type="dxa" w:w="1191"/>
+          </w:tcPr>
+          <w:p>
+            <w:r>
+              <w:rPr>
+                <w:b w:val="0"/>
+                <w:i w:val="0"/>
+                <w:color w:val="64748B"/>
+                <w:sz w:val="16"/>
+              </w:rPr>
+              <w:t>GT-CQ</w:t>
+            </w:r>
+          </w:p>
+        </w:tc>
+        <w:tc>
+          <w:tcPr>
+            <w:tcW w:type="dxa" w:w="4706"/>
+          </w:tcPr>
+          <w:p>
+            <w:r>
+              <w:rPr>
+                <w:b w:val="0"/>
+                <w:i w:val="0"/>
+                <w:sz w:val="17"/>
+              </w:rPr>
+              <w:t>Prière de verifier l'information donnée par marame khouma ou corriger au niveau de la section 1.</w:t>
+            </w:r>
+          </w:p>
+        </w:tc>
+      </w:tr>
+      <w:tr>
+        <w:tc>
+          <w:tcPr>
+            <w:tcW w:type="dxa" w:w="964"/>
+          </w:tcPr>
+          <w:p>
+            <w:r>
+              <w:rPr>
+                <w:b/>
+                <w:i w:val="0"/>
+                <w:color w:val="EA580C"/>
+                <w:sz w:val="16"/>
+              </w:rPr>
+              <w:t>Moyenne</w:t>
+            </w:r>
+          </w:p>
+        </w:tc>
+        <w:tc>
+          <w:tcPr>
+            <w:tcW w:type="dxa" w:w="1247"/>
+          </w:tcPr>
+          <w:p>
+            <w:r>
+              <w:rPr>
+                <w:b/>
+                <w:i w:val="0"/>
+                <w:sz w:val="16"/>
+              </w:rPr>
+              <w:t>S01</w:t>
+              <w:br/>
+            </w:r>
+            <w:r>
+              <w:rPr>
+                <w:b w:val="0"/>
+                <w:i w:val="0"/>
+                <w:color w:val="64748B"/>
+                <w:sz w:val="14"/>
+              </w:rPr>
+              <w:t>Démographie</w:t>
+            </w:r>
+          </w:p>
+        </w:tc>
+        <w:tc>
+          <w:tcPr>
+            <w:tcW w:type="dxa" w:w="1531"/>
+          </w:tcPr>
+          <w:p>
+            <w:r>
+              <w:rPr>
+                <w:b/>
+                <w:i w:val="0"/>
+                <w:color w:val="16A34A"/>
+                <w:sz w:val="16"/>
+              </w:rPr>
+              <w:t>—</w:t>
+            </w:r>
+          </w:p>
+        </w:tc>
+        <w:tc>
+          <w:tcPr>
+            <w:tcW w:type="dxa" w:w="1191"/>
+          </w:tcPr>
+          <w:p>
+            <w:r>
+              <w:rPr>
+                <w:b w:val="0"/>
+                <w:i w:val="0"/>
+                <w:color w:val="64748B"/>
+                <w:sz w:val="16"/>
+              </w:rPr>
+              <w:t>GT-CQ</w:t>
+            </w:r>
+          </w:p>
+        </w:tc>
+        <w:tc>
+          <w:tcPr>
+            <w:tcW w:type="dxa" w:w="4706"/>
+          </w:tcPr>
+          <w:p>
+            <w:r>
+              <w:rPr>
+                <w:b w:val="0"/>
+                <w:i w:val="0"/>
+                <w:sz w:val="17"/>
+              </w:rPr>
+              <w:t>Prière de verifier l'information donnée par modou kara ou corriger au niveau de la section 1.</w:t>
+            </w:r>
+          </w:p>
+        </w:tc>
+      </w:tr>
+      <w:tr>
+        <w:tc>
+          <w:tcPr>
+            <w:tcW w:type="dxa" w:w="964"/>
+          </w:tcPr>
+          <w:p>
+            <w:r>
+              <w:rPr>
+                <w:b/>
+                <w:i w:val="0"/>
+                <w:color w:val="EA580C"/>
+                <w:sz w:val="16"/>
+              </w:rPr>
+              <w:t>Moyenne</w:t>
+            </w:r>
+          </w:p>
+        </w:tc>
+        <w:tc>
+          <w:tcPr>
+            <w:tcW w:type="dxa" w:w="1247"/>
+          </w:tcPr>
+          <w:p>
+            <w:r>
+              <w:rPr>
+                <w:b/>
+                <w:i w:val="0"/>
+                <w:sz w:val="16"/>
+              </w:rPr>
+              <w:t>S01</w:t>
+              <w:br/>
+            </w:r>
+            <w:r>
+              <w:rPr>
+                <w:b w:val="0"/>
+                <w:i w:val="0"/>
+                <w:color w:val="64748B"/>
+                <w:sz w:val="14"/>
+              </w:rPr>
+              <w:t>Démographie</w:t>
+            </w:r>
+          </w:p>
+        </w:tc>
+        <w:tc>
+          <w:tcPr>
+            <w:tcW w:type="dxa" w:w="1531"/>
+          </w:tcPr>
+          <w:p>
+            <w:r>
+              <w:rPr>
+                <w:b/>
+                <w:i w:val="0"/>
+                <w:color w:val="16A34A"/>
+                <w:sz w:val="16"/>
+              </w:rPr>
+              <w:t>—</w:t>
+            </w:r>
+          </w:p>
+        </w:tc>
+        <w:tc>
+          <w:tcPr>
+            <w:tcW w:type="dxa" w:w="1191"/>
+          </w:tcPr>
+          <w:p>
+            <w:r>
+              <w:rPr>
+                <w:b w:val="0"/>
+                <w:i w:val="0"/>
+                <w:color w:val="64748B"/>
+                <w:sz w:val="16"/>
+              </w:rPr>
+              <w:t>GT-CQ</w:t>
+            </w:r>
+          </w:p>
+        </w:tc>
+        <w:tc>
+          <w:tcPr>
+            <w:tcW w:type="dxa" w:w="4706"/>
+          </w:tcPr>
+          <w:p>
+            <w:r>
+              <w:rPr>
+                <w:b w:val="0"/>
+                <w:i w:val="0"/>
+                <w:sz w:val="17"/>
+              </w:rPr>
+              <w:t>Prière de verifier l'information donnée par mohamed khouma ou corriger au niveau de la section 1.</w:t>
+            </w:r>
+          </w:p>
+        </w:tc>
+      </w:tr>
+      <w:tr>
+        <w:tc>
+          <w:tcPr>
+            <w:tcW w:type="dxa" w:w="964"/>
+          </w:tcPr>
+          <w:p>
+            <w:r>
+              <w:rPr>
+                <w:b/>
+                <w:i w:val="0"/>
+                <w:color w:val="EA580C"/>
+                <w:sz w:val="16"/>
+              </w:rPr>
+              <w:t>Moyenne</w:t>
+            </w:r>
+          </w:p>
+        </w:tc>
+        <w:tc>
+          <w:tcPr>
+            <w:tcW w:type="dxa" w:w="1247"/>
+          </w:tcPr>
+          <w:p>
+            <w:r>
+              <w:rPr>
+                <w:b/>
+                <w:i w:val="0"/>
+                <w:sz w:val="16"/>
+              </w:rPr>
+              <w:t>S01</w:t>
+              <w:br/>
+            </w:r>
+            <w:r>
+              <w:rPr>
+                <w:b w:val="0"/>
+                <w:i w:val="0"/>
+                <w:color w:val="64748B"/>
+                <w:sz w:val="14"/>
+              </w:rPr>
+              <w:t>Démographie</w:t>
+            </w:r>
+          </w:p>
+        </w:tc>
+        <w:tc>
+          <w:tcPr>
+            <w:tcW w:type="dxa" w:w="1531"/>
+          </w:tcPr>
+          <w:p>
+            <w:r>
+              <w:rPr>
+                <w:b/>
+                <w:i w:val="0"/>
+                <w:color w:val="16A34A"/>
+                <w:sz w:val="16"/>
+              </w:rPr>
+              <w:t>—</w:t>
+            </w:r>
+          </w:p>
+        </w:tc>
+        <w:tc>
+          <w:tcPr>
+            <w:tcW w:type="dxa" w:w="1191"/>
+          </w:tcPr>
+          <w:p>
+            <w:r>
+              <w:rPr>
+                <w:b w:val="0"/>
+                <w:i w:val="0"/>
+                <w:color w:val="64748B"/>
+                <w:sz w:val="16"/>
+              </w:rPr>
+              <w:t>GT-CQ</w:t>
+            </w:r>
+          </w:p>
+        </w:tc>
+        <w:tc>
+          <w:tcPr>
+            <w:tcW w:type="dxa" w:w="4706"/>
+          </w:tcPr>
+          <w:p>
+            <w:r>
+              <w:rPr>
+                <w:b w:val="0"/>
+                <w:i w:val="0"/>
+                <w:sz w:val="17"/>
+              </w:rPr>
+              <w:t>Prière de verifier l'information donnée par ndeye isseu khouma ou corriger au niveau de la section 1.</w:t>
+            </w:r>
+          </w:p>
+        </w:tc>
+      </w:tr>
+      <w:tr>
+        <w:tc>
+          <w:tcPr>
+            <w:tcW w:type="dxa" w:w="964"/>
+          </w:tcPr>
+          <w:p>
+            <w:r>
+              <w:rPr>
+                <w:b/>
+                <w:i w:val="0"/>
+                <w:color w:val="EA580C"/>
+                <w:sz w:val="16"/>
+              </w:rPr>
+              <w:t>Moyenne</w:t>
+            </w:r>
+          </w:p>
+        </w:tc>
+        <w:tc>
+          <w:tcPr>
+            <w:tcW w:type="dxa" w:w="1247"/>
+          </w:tcPr>
+          <w:p>
+            <w:r>
+              <w:rPr>
+                <w:b/>
+                <w:i w:val="0"/>
+                <w:sz w:val="16"/>
+              </w:rPr>
               <w:t>S02</w:t>
               <w:br/>
             </w:r>
@@ -2285,7 +3545,7 @@
                 <w:i w:val="0"/>
                 <w:sz w:val="17"/>
               </w:rPr>
-              <w:t>Incohérent!! Le niveau d'instruction déclaré par l'un des enfants () au niveau de la section 1 de mbayang diop diffère de celui donné par mbayang diop lui-même qui affirme ne pas avoir frequenté l'école formelle.</w:t>
+              <w:t>Attention!!! Le montant payé pour les frais de scolarité  ( 360000 FCFA) de khadim khouma (fils de diakhou) qui fréquente 2ème année de Maternelle semble élevé.</w:t>
             </w:r>
           </w:p>
         </w:tc>
@@ -2300,10 +3560,10 @@
               <w:rPr>
                 <w:b/>
                 <w:i w:val="0"/>
-                <w:color w:val="DC2626"/>
-                <w:sz w:val="16"/>
-              </w:rPr>
-              <w:t>Haute</w:t>
+                <w:color w:val="EA580C"/>
+                <w:sz w:val="16"/>
+              </w:rPr>
+              <w:t>Moyenne</w:t>
             </w:r>
           </w:p>
         </w:tc>
@@ -2318,7 +3578,7 @@
                 <w:i w:val="0"/>
                 <w:sz w:val="16"/>
               </w:rPr>
-              <w:t>S11</w:t>
+              <w:t>S02</w:t>
               <w:br/>
             </w:r>
             <w:r>
@@ -2328,7 +3588,7 @@
                 <w:color w:val="64748B"/>
                 <w:sz w:val="14"/>
               </w:rPr>
-              <w:t>Logement / cadre de vie</w:t>
+              <w:t>Éducation</w:t>
             </w:r>
           </w:p>
         </w:tc>
@@ -2344,7 +3604,7 @@
                 <w:color w:val="16A34A"/>
                 <w:sz w:val="16"/>
               </w:rPr>
-              <w:t>s01q47__1, s01q47__2, s01q47__3, s01q47__4, s01q47__5, s01q47__6, s01q47__7, s02q15</w:t>
+              <w:t>—</w:t>
             </w:r>
           </w:p>
         </w:tc>
@@ -2375,7 +3635,7 @@
                 <w:i w:val="0"/>
                 <w:sz w:val="17"/>
               </w:rPr>
-              <w:t>Le montant de l'eau acheté auprès des vendeurs ou auprès d'un autre ménage au cours de 30 derniers jours est de 60000 FCFA qui semble incoherent, prière de vérifier la question 11.25 auprès du ménage ou confirmer.</w:t>
+              <w:t>Veuillez verifier cette information auprès de l'enquêté ou confirmer avec le QG.</w:t>
             </w:r>
           </w:p>
         </w:tc>
@@ -2390,10 +3650,10 @@
               <w:rPr>
                 <w:b/>
                 <w:i w:val="0"/>
-                <w:color w:val="DC2626"/>
-                <w:sz w:val="16"/>
-              </w:rPr>
-              <w:t>Haute</w:t>
+                <w:color w:val="EA580C"/>
+                <w:sz w:val="16"/>
+              </w:rPr>
+              <w:t>Moyenne</w:t>
             </w:r>
           </w:p>
         </w:tc>
@@ -2408,7 +3668,7 @@
                 <w:i w:val="0"/>
                 <w:sz w:val="16"/>
               </w:rPr>
-              <w:t>S20</w:t>
+              <w:t>S02</w:t>
               <w:br/>
             </w:r>
             <w:r>
@@ -2418,7 +3678,7 @@
                 <w:color w:val="64748B"/>
                 <w:sz w:val="14"/>
               </w:rPr>
-              <w:t>Gouvernance / autres</w:t>
+              <w:t>Éducation</w:t>
             </w:r>
           </w:p>
         </w:tc>
@@ -2434,7 +3694,7 @@
                 <w:color w:val="16A34A"/>
                 <w:sz w:val="16"/>
               </w:rPr>
-              <w:t>—</w:t>
+              <w:t>s01q47__7, s02q24, s01q00b, s02q17_2, s02q15_2</w:t>
             </w:r>
           </w:p>
         </w:tc>
@@ -2465,7 +3725,7 @@
                 <w:i w:val="0"/>
                 <w:sz w:val="17"/>
               </w:rPr>
-              <w:t>Incohérence détectée ! Le ménage a précédemment déclaré vivre « Bien » ou « Assez bien » selon son revenu en 20A.02.</w:t>
+              <w:t>Le montant des frais pour les cahiers et autres matériels scolaires pour l'année scolaire de khadim khouma (fils de diakhou) qui fréquente 2ème année de Maternelle  est de 0 FCFA, khadim khouma (fils de diakhou) a fait comment pour payer ces cahiers et autres matériels scolaires (SAC, stylo, craie, ardoise, crayon...) ? prière de corriger.</w:t>
             </w:r>
           </w:p>
         </w:tc>
@@ -2498,7 +3758,7 @@
                 <w:i w:val="0"/>
                 <w:sz w:val="16"/>
               </w:rPr>
-              <w:t>S00</w:t>
+              <w:t>S02</w:t>
               <w:br/>
             </w:r>
             <w:r>
@@ -2508,7 +3768,7 @@
                 <w:color w:val="64748B"/>
                 <w:sz w:val="14"/>
               </w:rPr>
-              <w:t>Identification</w:t>
+              <w:t>Éducation</w:t>
             </w:r>
           </w:p>
         </w:tc>
@@ -2524,7 +3784,7 @@
                 <w:color w:val="16A34A"/>
                 <w:sz w:val="16"/>
               </w:rPr>
-              <w:t>s00q07a, s00q08, s00q10, s00q13_0, s00q15_0, s00q17_0, s00q23a, s00q23b</w:t>
+              <w:t>s01q63, s00q04, s02q25, s01q00b, s02q17_2, s02q15_2</w:t>
             </w:r>
           </w:p>
         </w:tc>
@@ -2555,7 +3815,7 @@
                 <w:i w:val="0"/>
                 <w:sz w:val="17"/>
               </w:rPr>
-              <w:t>Le questionnaire est completé mais il reste certainnes infomations du ménage à faire dans la section 0, prière de renseigner ces informations.</w:t>
+              <w:t>Dans les milieux urbains c'est peu probable de voir une école dont les élèves ou étudiants ne dépensent pas en frais d'uniformes, prière de verifier pour khadim khouma (fils de diakhou) qui fréquente 2ème année de Maternelle et corriger ou confirmer avec le QG.</w:t>
             </w:r>
           </w:p>
         </w:tc>
@@ -2588,7 +3848,7 @@
                 <w:i w:val="0"/>
                 <w:sz w:val="16"/>
               </w:rPr>
-              <w:t>S00</w:t>
+              <w:t>S02</w:t>
               <w:br/>
             </w:r>
             <w:r>
@@ -2598,7 +3858,7 @@
                 <w:color w:val="64748B"/>
                 <w:sz w:val="14"/>
               </w:rPr>
-              <w:t>Identification</w:t>
+              <w:t>Éducation</w:t>
             </w:r>
           </w:p>
         </w:tc>
@@ -2614,7 +3874,7 @@
                 <w:color w:val="16A34A"/>
                 <w:sz w:val="16"/>
               </w:rPr>
-              <w:t>s00q07a, s00q08, s00q10, s00q13_0, s00q15_0, s00q17_0, s00q23a, s00q23b</w:t>
+              <w:t>—</w:t>
             </w:r>
           </w:p>
         </w:tc>
@@ -2645,7 +3905,7 @@
                 <w:i w:val="0"/>
                 <w:sz w:val="17"/>
               </w:rPr>
-              <w:t>Prière de renseigner toutes les informations du ménage dans la section 0 avant d'entamer les autres informations.</w:t>
+              <w:t>Attention!!! Le montant payé pour les frais de scolarité  ( 360000 FCFA) de modou kara qui fréquente 2ème année de Maternelle semble élevé.</w:t>
             </w:r>
           </w:p>
         </w:tc>
@@ -2678,7 +3938,7 @@
                 <w:i w:val="0"/>
                 <w:sz w:val="16"/>
               </w:rPr>
-              <w:t>S00</w:t>
+              <w:t>S02</w:t>
               <w:br/>
             </w:r>
             <w:r>
@@ -2688,7 +3948,7 @@
                 <w:color w:val="64748B"/>
                 <w:sz w:val="14"/>
               </w:rPr>
-              <w:t>Identification</w:t>
+              <w:t>Éducation</w:t>
             </w:r>
           </w:p>
         </w:tc>
@@ -2704,7 +3964,7 @@
                 <w:color w:val="16A34A"/>
                 <w:sz w:val="16"/>
               </w:rPr>
-              <w:t>s00q27</w:t>
+              <w:t>s01q47__7, s02q24, s01q00b, s02q17_2, s02q15_2</w:t>
             </w:r>
           </w:p>
         </w:tc>
@@ -2735,7 +3995,7 @@
                 <w:i w:val="0"/>
                 <w:sz w:val="17"/>
               </w:rPr>
-              <w:t>Le questionnaire semble ne pas être complètement fini mais le questionnaire est en statut complet, prière de compléter le questionnaire.</w:t>
+              <w:t>Le montant des frais pour les cahiers et autres matériels scolaires pour l'année scolaire de modou kara qui fréquente 2ème année de Maternelle  est de 0 FCFA, modou kara a fait comment pour payer ces cahiers et autres matériels scolaires (SAC, stylo, craie, ardoise, crayon...) ? prière de corriger.</w:t>
             </w:r>
           </w:p>
         </w:tc>
@@ -2768,7 +4028,7 @@
                 <w:i w:val="0"/>
                 <w:sz w:val="16"/>
               </w:rPr>
-              <w:t>S01</w:t>
+              <w:t>S02</w:t>
               <w:br/>
             </w:r>
             <w:r>
@@ -2778,7 +4038,7 @@
                 <w:color w:val="64748B"/>
                 <w:sz w:val="14"/>
               </w:rPr>
-              <w:t>Démographie</w:t>
+              <w:t>Éducation</w:t>
             </w:r>
           </w:p>
         </w:tc>
@@ -2794,7 +4054,7 @@
                 <w:color w:val="16A34A"/>
                 <w:sz w:val="16"/>
               </w:rPr>
-              <w:t>—</w:t>
+              <w:t>s01q63, s00q04, s02q25, s01q00b, s02q17_2, s02q15_2</w:t>
             </w:r>
           </w:p>
         </w:tc>
@@ -2825,7 +4085,7 @@
                 <w:i w:val="0"/>
                 <w:sz w:val="17"/>
               </w:rPr>
-              <w:t>Prière de verifier l'information donnée par abdou khouma ou corriger au niveau de la section 1.</w:t>
+              <w:t>Dans les milieux urbains c'est peu probable de voir une école dont les élèves ou étudiants ne dépensent pas en frais d'uniformes, prière de verifier pour modou kara qui fréquente 2ème année de Maternelle et corriger ou confirmer avec le QG.</w:t>
             </w:r>
           </w:p>
         </w:tc>
@@ -2858,7 +4118,7 @@
                 <w:i w:val="0"/>
                 <w:sz w:val="16"/>
               </w:rPr>
-              <w:t>S01</w:t>
+              <w:t>S02</w:t>
               <w:br/>
             </w:r>
             <w:r>
@@ -2868,7 +4128,7 @@
                 <w:color w:val="64748B"/>
                 <w:sz w:val="14"/>
               </w:rPr>
-              <w:t>Démographie</w:t>
+              <w:t>Éducation</w:t>
             </w:r>
           </w:p>
         </w:tc>
@@ -2915,7 +4175,7 @@
                 <w:i w:val="0"/>
                 <w:sz w:val="17"/>
               </w:rPr>
-              <w:t>Prière de verifier l'information donnée par bassirou khouma ou corriger au niveau de la section 1.</w:t>
+              <w:t>Attention!!! le montant payé de abdou khouma pour la cotisation est de 300 FCFA qui semble faible.</w:t>
             </w:r>
           </w:p>
         </w:tc>
@@ -2948,7 +4208,7 @@
                 <w:i w:val="0"/>
                 <w:sz w:val="16"/>
               </w:rPr>
-              <w:t>S01</w:t>
+              <w:t>S02</w:t>
               <w:br/>
             </w:r>
             <w:r>
@@ -2958,7 +4218,7 @@
                 <w:color w:val="64748B"/>
                 <w:sz w:val="14"/>
               </w:rPr>
-              <w:t>Démographie</w:t>
+              <w:t>Éducation</w:t>
             </w:r>
           </w:p>
         </w:tc>
@@ -2974,7 +4234,7 @@
                 <w:color w:val="16A34A"/>
                 <w:sz w:val="16"/>
               </w:rPr>
-              <w:t>—</w:t>
+              <w:t>s01q63, s00q04, s02q25, s01q00b, s02q17_2, s02q15_2</w:t>
             </w:r>
           </w:p>
         </w:tc>
@@ -3005,7 +4265,7 @@
                 <w:i w:val="0"/>
                 <w:sz w:val="17"/>
               </w:rPr>
-              <w:t>Prière de verifier l'information donnée par khadim khouma (fils de diakhou) ou corriger au niveau de la section 1.</w:t>
+              <w:t>Dans les milieux urbains c'est peu probable de voir une école dont les élèves ou étudiants ne dépensent pas en frais d'uniformes, prière de verifier pour abdou khouma qui fréquente 4ème année de Primaire et corriger ou confirmer avec le QG.</w:t>
             </w:r>
           </w:p>
         </w:tc>
@@ -3038,7 +4298,7 @@
                 <w:i w:val="0"/>
                 <w:sz w:val="16"/>
               </w:rPr>
-              <w:t>S01</w:t>
+              <w:t>S02</w:t>
               <w:br/>
             </w:r>
             <w:r>
@@ -3048,7 +4308,7 @@
                 <w:color w:val="64748B"/>
                 <w:sz w:val="14"/>
               </w:rPr>
-              <w:t>Démographie</w:t>
+              <w:t>Éducation</w:t>
             </w:r>
           </w:p>
         </w:tc>
@@ -3095,7 +4355,7 @@
                 <w:i w:val="0"/>
                 <w:sz w:val="17"/>
               </w:rPr>
-              <w:t>Prière de verifier l'information donnée par khady khouma ou corriger au niveau de la section 1.</w:t>
+              <w:t>Attention!!! le montant payé de apsatou mbacke pour la cotisation est de 300 FCFA qui semble faible.</w:t>
             </w:r>
           </w:p>
         </w:tc>
@@ -3128,7 +4388,7 @@
                 <w:i w:val="0"/>
                 <w:sz w:val="16"/>
               </w:rPr>
-              <w:t>S01</w:t>
+              <w:t>S02</w:t>
               <w:br/>
             </w:r>
             <w:r>
@@ -3138,7 +4398,7 @@
                 <w:color w:val="64748B"/>
                 <w:sz w:val="14"/>
               </w:rPr>
-              <w:t>Démographie</w:t>
+              <w:t>Éducation</w:t>
             </w:r>
           </w:p>
         </w:tc>
@@ -3154,7 +4414,7 @@
                 <w:color w:val="16A34A"/>
                 <w:sz w:val="16"/>
               </w:rPr>
-              <w:t>—</w:t>
+              <w:t>s01q63, s00q04, s02q25, s01q00b, s02q17_2, s02q15_2</w:t>
             </w:r>
           </w:p>
         </w:tc>
@@ -3185,7 +4445,7 @@
                 <w:i w:val="0"/>
                 <w:sz w:val="17"/>
               </w:rPr>
-              <w:t>Prière de verifier l'information donnée par khoudia khouma ou corriger au niveau de la section 1.</w:t>
+              <w:t>Dans les milieux urbains c'est peu probable de voir une école dont les élèves ou étudiants ne dépensent pas en frais d'uniformes, prière de verifier pour apsatou mbacke qui fréquente 4ème année de Primaire et corriger ou confirmer avec le QG.</w:t>
             </w:r>
           </w:p>
         </w:tc>
@@ -3218,7 +4478,7 @@
                 <w:i w:val="0"/>
                 <w:sz w:val="16"/>
               </w:rPr>
-              <w:t>S01</w:t>
+              <w:t>S02</w:t>
               <w:br/>
             </w:r>
             <w:r>
@@ -3228,7 +4488,7 @@
                 <w:color w:val="64748B"/>
                 <w:sz w:val="14"/>
               </w:rPr>
-              <w:t>Démographie</w:t>
+              <w:t>Éducation</w:t>
             </w:r>
           </w:p>
         </w:tc>
@@ -3275,7 +4535,7 @@
                 <w:i w:val="0"/>
                 <w:sz w:val="17"/>
               </w:rPr>
-              <w:t>Prière de verifier l'information donnée par marame khouma ou corriger au niveau de la section 1.</w:t>
+              <w:t>Attention!!! le montant payé de marame khouma pour la cotisation est de 300 FCFA qui semble faible.</w:t>
             </w:r>
           </w:p>
         </w:tc>
@@ -3308,7 +4568,7 @@
                 <w:i w:val="0"/>
                 <w:sz w:val="16"/>
               </w:rPr>
-              <w:t>S01</w:t>
+              <w:t>S02</w:t>
               <w:br/>
             </w:r>
             <w:r>
@@ -3318,7 +4578,7 @@
                 <w:color w:val="64748B"/>
                 <w:sz w:val="14"/>
               </w:rPr>
-              <w:t>Démographie</w:t>
+              <w:t>Éducation</w:t>
             </w:r>
           </w:p>
         </w:tc>
@@ -3334,7 +4594,7 @@
                 <w:color w:val="16A34A"/>
                 <w:sz w:val="16"/>
               </w:rPr>
-              <w:t>—</w:t>
+              <w:t>s01q63, s00q04, s02q25, s01q00b, s02q17_2, s02q15_2</w:t>
             </w:r>
           </w:p>
         </w:tc>
@@ -3365,7 +4625,7 @@
                 <w:i w:val="0"/>
                 <w:sz w:val="17"/>
               </w:rPr>
-              <w:t>Prière de verifier l'information donnée par modou kara ou corriger au niveau de la section 1.</w:t>
+              <w:t>Dans les milieux urbains c'est peu probable de voir une école dont les élèves ou étudiants ne dépensent pas en frais d'uniformes, prière de verifier pour marame khouma qui fréquente 5ème année de Primaire et corriger ou confirmer avec le QG.</w:t>
             </w:r>
           </w:p>
         </w:tc>
@@ -3398,7 +4658,7 @@
                 <w:i w:val="0"/>
                 <w:sz w:val="16"/>
               </w:rPr>
-              <w:t>S01</w:t>
+              <w:t>S02</w:t>
               <w:br/>
             </w:r>
             <w:r>
@@ -3408,7 +4668,7 @@
                 <w:color w:val="64748B"/>
                 <w:sz w:val="14"/>
               </w:rPr>
-              <w:t>Démographie</w:t>
+              <w:t>Éducation</w:t>
             </w:r>
           </w:p>
         </w:tc>
@@ -3455,7 +4715,7 @@
                 <w:i w:val="0"/>
                 <w:sz w:val="17"/>
               </w:rPr>
-              <w:t>Prière de verifier l'information donnée par mohamed khouma ou corriger au niveau de la section 1.</w:t>
+              <w:t>Attention!!! le montant payé de ndeye isseu khouma pour la cotisation est de 300 FCFA qui semble faible.</w:t>
             </w:r>
           </w:p>
         </w:tc>
@@ -3488,7 +4748,7 @@
                 <w:i w:val="0"/>
                 <w:sz w:val="16"/>
               </w:rPr>
-              <w:t>S01</w:t>
+              <w:t>S02</w:t>
               <w:br/>
             </w:r>
             <w:r>
@@ -3498,7 +4758,7 @@
                 <w:color w:val="64748B"/>
                 <w:sz w:val="14"/>
               </w:rPr>
-              <w:t>Démographie</w:t>
+              <w:t>Éducation</w:t>
             </w:r>
           </w:p>
         </w:tc>
@@ -3514,7 +4774,7 @@
                 <w:color w:val="16A34A"/>
                 <w:sz w:val="16"/>
               </w:rPr>
-              <w:t>—</w:t>
+              <w:t>s01q63, s00q04, s02q25, s01q00b, s02q17_2, s02q15_2</w:t>
             </w:r>
           </w:p>
         </w:tc>
@@ -3545,7 +4805,7 @@
                 <w:i w:val="0"/>
                 <w:sz w:val="17"/>
               </w:rPr>
-              <w:t>Prière de verifier l'information donnée par ndeye isseu khouma ou corriger au niveau de la section 1.</w:t>
+              <w:t>Dans les milieux urbains c'est peu probable de voir une école dont les élèves ou étudiants ne dépensent pas en frais d'uniformes, prière de verifier pour ndeye isseu khouma qui fréquente 1ére année de Primaire et corriger ou confirmer avec le QG.</w:t>
             </w:r>
           </w:p>
         </w:tc>
@@ -3635,7 +4895,7 @@
                 <w:i w:val="0"/>
                 <w:sz w:val="17"/>
               </w:rPr>
-              <w:t>Attention!!! Le montant payé pour les frais de scolarité  ( 360000 FCFA) de khadim khouma (fils de diakhou) qui fréquente 2ème année de Maternelle semble élevé.</w:t>
+              <w:t>S'il s'agit d'achat de carburant, d'un abonnement ou dépense en &lt;teliman&gt;, d'une dépense en &lt;sotrama&gt; ou en &lt;taxi&gt; afin de se rendre à l'école, prière d'annuler ces dépenses dans cette section et de les renseignées au niveau de la section 9.</w:t>
             </w:r>
           </w:p>
         </w:tc>
@@ -3694,7 +4954,7 @@
                 <w:color w:val="16A34A"/>
                 <w:sz w:val="16"/>
               </w:rPr>
-              <w:t>—</w:t>
+              <w:t>s01q63, s00q04, s02q25, s01q00b, s02q17_2, s02q15_2</w:t>
             </w:r>
           </w:p>
         </w:tc>
@@ -3725,7 +4985,7 @@
                 <w:i w:val="0"/>
                 <w:sz w:val="17"/>
               </w:rPr>
-              <w:t>Veuillez verifier cette information auprès de l'enquêté ou confirmer avec le QG.</w:t>
+              <w:t>Dans les milieux urbains c'est peu probable de voir une école dont les élèves ou étudiants ne dépensent pas en frais d'uniformes, prière de verifier pour khadim khouma qui fréquente 3ème année de Supérieur et corriger ou confirmer avec le QG.</w:t>
             </w:r>
           </w:p>
         </w:tc>
@@ -3784,7 +5044,7 @@
                 <w:color w:val="16A34A"/>
                 <w:sz w:val="16"/>
               </w:rPr>
-              <w:t>s01q47__7, s02q24, s01q00b, s02q17_2, s02q15_2</w:t>
+              <w:t>—</w:t>
             </w:r>
           </w:p>
         </w:tc>
@@ -3815,1897 +5075,7 @@
                 <w:i w:val="0"/>
                 <w:sz w:val="17"/>
               </w:rPr>
-              <w:t>Le montant des frais pour les cahiers et autres matériels scolaires pour l'année scolaire de khadim khouma (fils de diakhou) qui fréquente 2ème année de Maternelle  est de 0 FCFA, khadim khouma (fils de diakhou) a fait comment pour payer ces cahiers et autres matériels scolaires (SAC, stylo, craie, ardoise, crayon...) ? prière de corriger.</w:t>
-            </w:r>
-          </w:p>
-        </w:tc>
-      </w:tr>
-      <w:tr>
-        <w:tc>
-          <w:tcPr>
-            <w:tcW w:type="dxa" w:w="964"/>
-          </w:tcPr>
-          <w:p>
-            <w:r>
-              <w:rPr>
-                <w:b/>
-                <w:i w:val="0"/>
-                <w:color w:val="EA580C"/>
-                <w:sz w:val="16"/>
-              </w:rPr>
-              <w:t>Moyenne</w:t>
-            </w:r>
-          </w:p>
-        </w:tc>
-        <w:tc>
-          <w:tcPr>
-            <w:tcW w:type="dxa" w:w="1247"/>
-          </w:tcPr>
-          <w:p>
-            <w:r>
-              <w:rPr>
-                <w:b/>
-                <w:i w:val="0"/>
-                <w:sz w:val="16"/>
-              </w:rPr>
-              <w:t>S02</w:t>
-              <w:br/>
-            </w:r>
-            <w:r>
-              <w:rPr>
-                <w:b w:val="0"/>
-                <w:i w:val="0"/>
-                <w:color w:val="64748B"/>
-                <w:sz w:val="14"/>
-              </w:rPr>
-              <w:t>Éducation</w:t>
-            </w:r>
-          </w:p>
-        </w:tc>
-        <w:tc>
-          <w:tcPr>
-            <w:tcW w:type="dxa" w:w="1531"/>
-          </w:tcPr>
-          <w:p>
-            <w:r>
-              <w:rPr>
-                <w:b/>
-                <w:i w:val="0"/>
-                <w:color w:val="16A34A"/>
-                <w:sz w:val="16"/>
-              </w:rPr>
-              <w:t>s01q63, s00q04, s02q25, s01q00b, s02q17_2, s02q15_2</w:t>
-            </w:r>
-          </w:p>
-        </w:tc>
-        <w:tc>
-          <w:tcPr>
-            <w:tcW w:type="dxa" w:w="1191"/>
-          </w:tcPr>
-          <w:p>
-            <w:r>
-              <w:rPr>
-                <w:b w:val="0"/>
-                <w:i w:val="0"/>
-                <w:color w:val="64748B"/>
-                <w:sz w:val="16"/>
-              </w:rPr>
-              <w:t>GT-CQ</w:t>
-            </w:r>
-          </w:p>
-        </w:tc>
-        <w:tc>
-          <w:tcPr>
-            <w:tcW w:type="dxa" w:w="4706"/>
-          </w:tcPr>
-          <w:p>
-            <w:r>
-              <w:rPr>
-                <w:b w:val="0"/>
-                <w:i w:val="0"/>
-                <w:sz w:val="17"/>
-              </w:rPr>
-              <w:t>Dans les milieux urbains c'est peu probable de voir une école dont les élèves ou étudiants ne dépensent pas en frais d'uniformes, prière de verifier pour khadim khouma (fils de diakhou) qui fréquente 2ème année de Maternelle et corriger ou confirmer avec le QG.</w:t>
-            </w:r>
-          </w:p>
-        </w:tc>
-      </w:tr>
-      <w:tr>
-        <w:tc>
-          <w:tcPr>
-            <w:tcW w:type="dxa" w:w="964"/>
-          </w:tcPr>
-          <w:p>
-            <w:r>
-              <w:rPr>
-                <w:b/>
-                <w:i w:val="0"/>
-                <w:color w:val="EA580C"/>
-                <w:sz w:val="16"/>
-              </w:rPr>
-              <w:t>Moyenne</w:t>
-            </w:r>
-          </w:p>
-        </w:tc>
-        <w:tc>
-          <w:tcPr>
-            <w:tcW w:type="dxa" w:w="1247"/>
-          </w:tcPr>
-          <w:p>
-            <w:r>
-              <w:rPr>
-                <w:b/>
-                <w:i w:val="0"/>
-                <w:sz w:val="16"/>
-              </w:rPr>
-              <w:t>S02</w:t>
-              <w:br/>
-            </w:r>
-            <w:r>
-              <w:rPr>
-                <w:b w:val="0"/>
-                <w:i w:val="0"/>
-                <w:color w:val="64748B"/>
-                <w:sz w:val="14"/>
-              </w:rPr>
-              <w:t>Éducation</w:t>
-            </w:r>
-          </w:p>
-        </w:tc>
-        <w:tc>
-          <w:tcPr>
-            <w:tcW w:type="dxa" w:w="1531"/>
-          </w:tcPr>
-          <w:p>
-            <w:r>
-              <w:rPr>
-                <w:b/>
-                <w:i w:val="0"/>
-                <w:color w:val="16A34A"/>
-                <w:sz w:val="16"/>
-              </w:rPr>
-              <w:t>—</w:t>
-            </w:r>
-          </w:p>
-        </w:tc>
-        <w:tc>
-          <w:tcPr>
-            <w:tcW w:type="dxa" w:w="1191"/>
-          </w:tcPr>
-          <w:p>
-            <w:r>
-              <w:rPr>
-                <w:b w:val="0"/>
-                <w:i w:val="0"/>
-                <w:color w:val="64748B"/>
-                <w:sz w:val="16"/>
-              </w:rPr>
-              <w:t>GT-CQ</w:t>
-            </w:r>
-          </w:p>
-        </w:tc>
-        <w:tc>
-          <w:tcPr>
-            <w:tcW w:type="dxa" w:w="4706"/>
-          </w:tcPr>
-          <w:p>
-            <w:r>
-              <w:rPr>
-                <w:b w:val="0"/>
-                <w:i w:val="0"/>
-                <w:sz w:val="17"/>
-              </w:rPr>
-              <w:t>Attention!!! Le montant payé pour les frais de scolarité  ( 360000 FCFA) de modou kara qui fréquente 2ème année de Maternelle semble élevé.</w:t>
-            </w:r>
-          </w:p>
-        </w:tc>
-      </w:tr>
-      <w:tr>
-        <w:tc>
-          <w:tcPr>
-            <w:tcW w:type="dxa" w:w="964"/>
-          </w:tcPr>
-          <w:p>
-            <w:r>
-              <w:rPr>
-                <w:b/>
-                <w:i w:val="0"/>
-                <w:color w:val="EA580C"/>
-                <w:sz w:val="16"/>
-              </w:rPr>
-              <w:t>Moyenne</w:t>
-            </w:r>
-          </w:p>
-        </w:tc>
-        <w:tc>
-          <w:tcPr>
-            <w:tcW w:type="dxa" w:w="1247"/>
-          </w:tcPr>
-          <w:p>
-            <w:r>
-              <w:rPr>
-                <w:b/>
-                <w:i w:val="0"/>
-                <w:sz w:val="16"/>
-              </w:rPr>
-              <w:t>S02</w:t>
-              <w:br/>
-            </w:r>
-            <w:r>
-              <w:rPr>
-                <w:b w:val="0"/>
-                <w:i w:val="0"/>
-                <w:color w:val="64748B"/>
-                <w:sz w:val="14"/>
-              </w:rPr>
-              <w:t>Éducation</w:t>
-            </w:r>
-          </w:p>
-        </w:tc>
-        <w:tc>
-          <w:tcPr>
-            <w:tcW w:type="dxa" w:w="1531"/>
-          </w:tcPr>
-          <w:p>
-            <w:r>
-              <w:rPr>
-                <w:b/>
-                <w:i w:val="0"/>
-                <w:color w:val="16A34A"/>
-                <w:sz w:val="16"/>
-              </w:rPr>
-              <w:t>s01q47__7, s02q24, s01q00b, s02q17_2, s02q15_2</w:t>
-            </w:r>
-          </w:p>
-        </w:tc>
-        <w:tc>
-          <w:tcPr>
-            <w:tcW w:type="dxa" w:w="1191"/>
-          </w:tcPr>
-          <w:p>
-            <w:r>
-              <w:rPr>
-                <w:b w:val="0"/>
-                <w:i w:val="0"/>
-                <w:color w:val="64748B"/>
-                <w:sz w:val="16"/>
-              </w:rPr>
-              <w:t>GT-CQ</w:t>
-            </w:r>
-          </w:p>
-        </w:tc>
-        <w:tc>
-          <w:tcPr>
-            <w:tcW w:type="dxa" w:w="4706"/>
-          </w:tcPr>
-          <w:p>
-            <w:r>
-              <w:rPr>
-                <w:b w:val="0"/>
-                <w:i w:val="0"/>
-                <w:sz w:val="17"/>
-              </w:rPr>
-              <w:t>Le montant des frais pour les cahiers et autres matériels scolaires pour l'année scolaire de modou kara qui fréquente 2ème année de Maternelle  est de 0 FCFA, modou kara a fait comment pour payer ces cahiers et autres matériels scolaires (SAC, stylo, craie, ardoise, crayon...) ? prière de corriger.</w:t>
-            </w:r>
-          </w:p>
-        </w:tc>
-      </w:tr>
-      <w:tr>
-        <w:tc>
-          <w:tcPr>
-            <w:tcW w:type="dxa" w:w="964"/>
-          </w:tcPr>
-          <w:p>
-            <w:r>
-              <w:rPr>
-                <w:b/>
-                <w:i w:val="0"/>
-                <w:color w:val="EA580C"/>
-                <w:sz w:val="16"/>
-              </w:rPr>
-              <w:t>Moyenne</w:t>
-            </w:r>
-          </w:p>
-        </w:tc>
-        <w:tc>
-          <w:tcPr>
-            <w:tcW w:type="dxa" w:w="1247"/>
-          </w:tcPr>
-          <w:p>
-            <w:r>
-              <w:rPr>
-                <w:b/>
-                <w:i w:val="0"/>
-                <w:sz w:val="16"/>
-              </w:rPr>
-              <w:t>S02</w:t>
-              <w:br/>
-            </w:r>
-            <w:r>
-              <w:rPr>
-                <w:b w:val="0"/>
-                <w:i w:val="0"/>
-                <w:color w:val="64748B"/>
-                <w:sz w:val="14"/>
-              </w:rPr>
-              <w:t>Éducation</w:t>
-            </w:r>
-          </w:p>
-        </w:tc>
-        <w:tc>
-          <w:tcPr>
-            <w:tcW w:type="dxa" w:w="1531"/>
-          </w:tcPr>
-          <w:p>
-            <w:r>
-              <w:rPr>
-                <w:b/>
-                <w:i w:val="0"/>
-                <w:color w:val="16A34A"/>
-                <w:sz w:val="16"/>
-              </w:rPr>
-              <w:t>s01q63, s00q04, s02q25, s01q00b, s02q17_2, s02q15_2</w:t>
-            </w:r>
-          </w:p>
-        </w:tc>
-        <w:tc>
-          <w:tcPr>
-            <w:tcW w:type="dxa" w:w="1191"/>
-          </w:tcPr>
-          <w:p>
-            <w:r>
-              <w:rPr>
-                <w:b w:val="0"/>
-                <w:i w:val="0"/>
-                <w:color w:val="64748B"/>
-                <w:sz w:val="16"/>
-              </w:rPr>
-              <w:t>GT-CQ</w:t>
-            </w:r>
-          </w:p>
-        </w:tc>
-        <w:tc>
-          <w:tcPr>
-            <w:tcW w:type="dxa" w:w="4706"/>
-          </w:tcPr>
-          <w:p>
-            <w:r>
-              <w:rPr>
-                <w:b w:val="0"/>
-                <w:i w:val="0"/>
-                <w:sz w:val="17"/>
-              </w:rPr>
-              <w:t>Dans les milieux urbains c'est peu probable de voir une école dont les élèves ou étudiants ne dépensent pas en frais d'uniformes, prière de verifier pour modou kara qui fréquente 2ème année de Maternelle et corriger ou confirmer avec le QG.</w:t>
-            </w:r>
-          </w:p>
-        </w:tc>
-      </w:tr>
-      <w:tr>
-        <w:tc>
-          <w:tcPr>
-            <w:tcW w:type="dxa" w:w="964"/>
-          </w:tcPr>
-          <w:p>
-            <w:r>
-              <w:rPr>
-                <w:b/>
-                <w:i w:val="0"/>
-                <w:color w:val="EA580C"/>
-                <w:sz w:val="16"/>
-              </w:rPr>
-              <w:t>Moyenne</w:t>
-            </w:r>
-          </w:p>
-        </w:tc>
-        <w:tc>
-          <w:tcPr>
-            <w:tcW w:type="dxa" w:w="1247"/>
-          </w:tcPr>
-          <w:p>
-            <w:r>
-              <w:rPr>
-                <w:b/>
-                <w:i w:val="0"/>
-                <w:sz w:val="16"/>
-              </w:rPr>
-              <w:t>S02</w:t>
-              <w:br/>
-            </w:r>
-            <w:r>
-              <w:rPr>
-                <w:b w:val="0"/>
-                <w:i w:val="0"/>
-                <w:color w:val="64748B"/>
-                <w:sz w:val="14"/>
-              </w:rPr>
-              <w:t>Éducation</w:t>
-            </w:r>
-          </w:p>
-        </w:tc>
-        <w:tc>
-          <w:tcPr>
-            <w:tcW w:type="dxa" w:w="1531"/>
-          </w:tcPr>
-          <w:p>
-            <w:r>
-              <w:rPr>
-                <w:b/>
-                <w:i w:val="0"/>
-                <w:color w:val="16A34A"/>
-                <w:sz w:val="16"/>
-              </w:rPr>
-              <w:t>—</w:t>
-            </w:r>
-          </w:p>
-        </w:tc>
-        <w:tc>
-          <w:tcPr>
-            <w:tcW w:type="dxa" w:w="1191"/>
-          </w:tcPr>
-          <w:p>
-            <w:r>
-              <w:rPr>
-                <w:b w:val="0"/>
-                <w:i w:val="0"/>
-                <w:color w:val="64748B"/>
-                <w:sz w:val="16"/>
-              </w:rPr>
-              <w:t>GT-CQ</w:t>
-            </w:r>
-          </w:p>
-        </w:tc>
-        <w:tc>
-          <w:tcPr>
-            <w:tcW w:type="dxa" w:w="4706"/>
-          </w:tcPr>
-          <w:p>
-            <w:r>
-              <w:rPr>
-                <w:b w:val="0"/>
-                <w:i w:val="0"/>
-                <w:sz w:val="17"/>
-              </w:rPr>
-              <w:t>veuillez, s'il vous plait, confirmer les frais de scolarité ( 10000 FCFA) payée de khoudia khouma avec le QG ou apporter les corrections nécessaires.</w:t>
-            </w:r>
-          </w:p>
-        </w:tc>
-      </w:tr>
-      <w:tr>
-        <w:tc>
-          <w:tcPr>
-            <w:tcW w:type="dxa" w:w="964"/>
-          </w:tcPr>
-          <w:p>
-            <w:r>
-              <w:rPr>
-                <w:b/>
-                <w:i w:val="0"/>
-                <w:color w:val="EA580C"/>
-                <w:sz w:val="16"/>
-              </w:rPr>
-              <w:t>Moyenne</w:t>
-            </w:r>
-          </w:p>
-        </w:tc>
-        <w:tc>
-          <w:tcPr>
-            <w:tcW w:type="dxa" w:w="1247"/>
-          </w:tcPr>
-          <w:p>
-            <w:r>
-              <w:rPr>
-                <w:b/>
-                <w:i w:val="0"/>
-                <w:sz w:val="16"/>
-              </w:rPr>
-              <w:t>S02</w:t>
-              <w:br/>
-            </w:r>
-            <w:r>
-              <w:rPr>
-                <w:b w:val="0"/>
-                <w:i w:val="0"/>
-                <w:color w:val="64748B"/>
-                <w:sz w:val="14"/>
-              </w:rPr>
-              <w:t>Éducation</w:t>
-            </w:r>
-          </w:p>
-        </w:tc>
-        <w:tc>
-          <w:tcPr>
-            <w:tcW w:type="dxa" w:w="1531"/>
-          </w:tcPr>
-          <w:p>
-            <w:r>
-              <w:rPr>
-                <w:b/>
-                <w:i w:val="0"/>
-                <w:color w:val="16A34A"/>
-                <w:sz w:val="16"/>
-              </w:rPr>
-              <w:t>—</w:t>
-            </w:r>
-          </w:p>
-        </w:tc>
-        <w:tc>
-          <w:tcPr>
-            <w:tcW w:type="dxa" w:w="1191"/>
-          </w:tcPr>
-          <w:p>
-            <w:r>
-              <w:rPr>
-                <w:b w:val="0"/>
-                <w:i w:val="0"/>
-                <w:color w:val="64748B"/>
-                <w:sz w:val="16"/>
-              </w:rPr>
-              <w:t>GT-CQ</w:t>
-            </w:r>
-          </w:p>
-        </w:tc>
-        <w:tc>
-          <w:tcPr>
-            <w:tcW w:type="dxa" w:w="4706"/>
-          </w:tcPr>
-          <w:p>
-            <w:r>
-              <w:rPr>
-                <w:b w:val="0"/>
-                <w:i w:val="0"/>
-                <w:sz w:val="17"/>
-              </w:rPr>
-              <w:t>S'il s'agit d'achat de carburant, d'un abonnement ou dépense en &lt;teliman&gt;, d'une dépense en &lt;sotrama&gt; ou en &lt;taxi&gt; afin de se rendre à l'école, prière d'annuler ces dépenses dans cette section et de les renseignées au niveau de la section 9.</w:t>
-            </w:r>
-          </w:p>
-        </w:tc>
-      </w:tr>
-      <w:tr>
-        <w:tc>
-          <w:tcPr>
-            <w:tcW w:type="dxa" w:w="964"/>
-          </w:tcPr>
-          <w:p>
-            <w:r>
-              <w:rPr>
-                <w:b/>
-                <w:i w:val="0"/>
-                <w:color w:val="EA580C"/>
-                <w:sz w:val="16"/>
-              </w:rPr>
-              <w:t>Moyenne</w:t>
-            </w:r>
-          </w:p>
-        </w:tc>
-        <w:tc>
-          <w:tcPr>
-            <w:tcW w:type="dxa" w:w="1247"/>
-          </w:tcPr>
-          <w:p>
-            <w:r>
-              <w:rPr>
-                <w:b/>
-                <w:i w:val="0"/>
-                <w:sz w:val="16"/>
-              </w:rPr>
-              <w:t>S02</w:t>
-              <w:br/>
-            </w:r>
-            <w:r>
-              <w:rPr>
-                <w:b w:val="0"/>
-                <w:i w:val="0"/>
-                <w:color w:val="64748B"/>
-                <w:sz w:val="14"/>
-              </w:rPr>
-              <w:t>Éducation</w:t>
-            </w:r>
-          </w:p>
-        </w:tc>
-        <w:tc>
-          <w:tcPr>
-            <w:tcW w:type="dxa" w:w="1531"/>
-          </w:tcPr>
-          <w:p>
-            <w:r>
-              <w:rPr>
-                <w:b/>
-                <w:i w:val="0"/>
-                <w:color w:val="16A34A"/>
-                <w:sz w:val="16"/>
-              </w:rPr>
-              <w:t>—</w:t>
-            </w:r>
-          </w:p>
-        </w:tc>
-        <w:tc>
-          <w:tcPr>
-            <w:tcW w:type="dxa" w:w="1191"/>
-          </w:tcPr>
-          <w:p>
-            <w:r>
-              <w:rPr>
-                <w:b w:val="0"/>
-                <w:i w:val="0"/>
-                <w:color w:val="64748B"/>
-                <w:sz w:val="16"/>
-              </w:rPr>
-              <w:t>GT-CQ</w:t>
-            </w:r>
-          </w:p>
-        </w:tc>
-        <w:tc>
-          <w:tcPr>
-            <w:tcW w:type="dxa" w:w="4706"/>
-          </w:tcPr>
-          <w:p>
-            <w:r>
-              <w:rPr>
-                <w:b w:val="0"/>
-                <w:i w:val="0"/>
-                <w:sz w:val="17"/>
-              </w:rPr>
-              <w:t>veuillez, s'il vous plait, confirmer les frais de scolarité ( 25000 FCFA) payée de khadim khouma avec le QG ou apporter les corrections nécessaires.</w:t>
-            </w:r>
-          </w:p>
-        </w:tc>
-      </w:tr>
-      <w:tr>
-        <w:tc>
-          <w:tcPr>
-            <w:tcW w:type="dxa" w:w="964"/>
-          </w:tcPr>
-          <w:p>
-            <w:r>
-              <w:rPr>
-                <w:b/>
-                <w:i w:val="0"/>
-                <w:color w:val="EA580C"/>
-                <w:sz w:val="16"/>
-              </w:rPr>
-              <w:t>Moyenne</w:t>
-            </w:r>
-          </w:p>
-        </w:tc>
-        <w:tc>
-          <w:tcPr>
-            <w:tcW w:type="dxa" w:w="1247"/>
-          </w:tcPr>
-          <w:p>
-            <w:r>
-              <w:rPr>
-                <w:b/>
-                <w:i w:val="0"/>
-                <w:sz w:val="16"/>
-              </w:rPr>
-              <w:t>S02</w:t>
-              <w:br/>
-            </w:r>
-            <w:r>
-              <w:rPr>
-                <w:b w:val="0"/>
-                <w:i w:val="0"/>
-                <w:color w:val="64748B"/>
-                <w:sz w:val="14"/>
-              </w:rPr>
-              <w:t>Éducation</w:t>
-            </w:r>
-          </w:p>
-        </w:tc>
-        <w:tc>
-          <w:tcPr>
-            <w:tcW w:type="dxa" w:w="1531"/>
-          </w:tcPr>
-          <w:p>
-            <w:r>
-              <w:rPr>
-                <w:b/>
-                <w:i w:val="0"/>
-                <w:color w:val="16A34A"/>
-                <w:sz w:val="16"/>
-              </w:rPr>
-              <w:t>s01q63, s00q04, s02q25, s01q00b, s02q17_2, s02q15_2</w:t>
-            </w:r>
-          </w:p>
-        </w:tc>
-        <w:tc>
-          <w:tcPr>
-            <w:tcW w:type="dxa" w:w="1191"/>
-          </w:tcPr>
-          <w:p>
-            <w:r>
-              <w:rPr>
-                <w:b w:val="0"/>
-                <w:i w:val="0"/>
-                <w:color w:val="64748B"/>
-                <w:sz w:val="16"/>
-              </w:rPr>
-              <w:t>GT-CQ</w:t>
-            </w:r>
-          </w:p>
-        </w:tc>
-        <w:tc>
-          <w:tcPr>
-            <w:tcW w:type="dxa" w:w="4706"/>
-          </w:tcPr>
-          <w:p>
-            <w:r>
-              <w:rPr>
-                <w:b w:val="0"/>
-                <w:i w:val="0"/>
-                <w:sz w:val="17"/>
-              </w:rPr>
-              <w:t>Dans les milieux urbains c'est peu probable de voir une école dont les élèves ou étudiants ne dépensent pas en frais d'uniformes, prière de verifier pour khadim khouma qui fréquente 3ème année de Supérieur et corriger ou confirmer avec le QG.</w:t>
-            </w:r>
-          </w:p>
-        </w:tc>
-      </w:tr>
-      <w:tr>
-        <w:tc>
-          <w:tcPr>
-            <w:tcW w:type="dxa" w:w="964"/>
-          </w:tcPr>
-          <w:p>
-            <w:r>
-              <w:rPr>
-                <w:b/>
-                <w:i w:val="0"/>
-                <w:color w:val="EA580C"/>
-                <w:sz w:val="16"/>
-              </w:rPr>
-              <w:t>Moyenne</w:t>
-            </w:r>
-          </w:p>
-        </w:tc>
-        <w:tc>
-          <w:tcPr>
-            <w:tcW w:type="dxa" w:w="1247"/>
-          </w:tcPr>
-          <w:p>
-            <w:r>
-              <w:rPr>
-                <w:b/>
-                <w:i w:val="0"/>
-                <w:sz w:val="16"/>
-              </w:rPr>
-              <w:t>S02</w:t>
-              <w:br/>
-            </w:r>
-            <w:r>
-              <w:rPr>
-                <w:b w:val="0"/>
-                <w:i w:val="0"/>
-                <w:color w:val="64748B"/>
-                <w:sz w:val="14"/>
-              </w:rPr>
-              <w:t>Éducation</w:t>
-            </w:r>
-          </w:p>
-        </w:tc>
-        <w:tc>
-          <w:tcPr>
-            <w:tcW w:type="dxa" w:w="1531"/>
-          </w:tcPr>
-          <w:p>
-            <w:r>
-              <w:rPr>
-                <w:b/>
-                <w:i w:val="0"/>
-                <w:color w:val="16A34A"/>
-                <w:sz w:val="16"/>
-              </w:rPr>
-              <w:t>—</w:t>
-            </w:r>
-          </w:p>
-        </w:tc>
-        <w:tc>
-          <w:tcPr>
-            <w:tcW w:type="dxa" w:w="1191"/>
-          </w:tcPr>
-          <w:p>
-            <w:r>
-              <w:rPr>
-                <w:b w:val="0"/>
-                <w:i w:val="0"/>
-                <w:color w:val="64748B"/>
-                <w:sz w:val="16"/>
-              </w:rPr>
-              <w:t>GT-CQ</w:t>
-            </w:r>
-          </w:p>
-        </w:tc>
-        <w:tc>
-          <w:tcPr>
-            <w:tcW w:type="dxa" w:w="4706"/>
-          </w:tcPr>
-          <w:p>
-            <w:r>
-              <w:rPr>
-                <w:b w:val="0"/>
-                <w:i w:val="0"/>
-                <w:sz w:val="17"/>
-              </w:rPr>
               <w:t>Prière de corriger ou confirmer cette information avec le QG.</w:t>
-            </w:r>
-          </w:p>
-        </w:tc>
-      </w:tr>
-      <w:tr>
-        <w:tc>
-          <w:tcPr>
-            <w:tcW w:type="dxa" w:w="964"/>
-          </w:tcPr>
-          <w:p>
-            <w:r>
-              <w:rPr>
-                <w:b/>
-                <w:i w:val="0"/>
-                <w:color w:val="EA580C"/>
-                <w:sz w:val="16"/>
-              </w:rPr>
-              <w:t>Moyenne</w:t>
-            </w:r>
-          </w:p>
-        </w:tc>
-        <w:tc>
-          <w:tcPr>
-            <w:tcW w:type="dxa" w:w="1247"/>
-          </w:tcPr>
-          <w:p>
-            <w:r>
-              <w:rPr>
-                <w:b/>
-                <w:i w:val="0"/>
-                <w:sz w:val="16"/>
-              </w:rPr>
-              <w:t>S02</w:t>
-              <w:br/>
-            </w:r>
-            <w:r>
-              <w:rPr>
-                <w:b w:val="0"/>
-                <w:i w:val="0"/>
-                <w:color w:val="64748B"/>
-                <w:sz w:val="14"/>
-              </w:rPr>
-              <w:t>Éducation</w:t>
-            </w:r>
-          </w:p>
-        </w:tc>
-        <w:tc>
-          <w:tcPr>
-            <w:tcW w:type="dxa" w:w="1531"/>
-          </w:tcPr>
-          <w:p>
-            <w:r>
-              <w:rPr>
-                <w:b/>
-                <w:i w:val="0"/>
-                <w:color w:val="16A34A"/>
-                <w:sz w:val="16"/>
-              </w:rPr>
-              <w:t>—</w:t>
-            </w:r>
-          </w:p>
-        </w:tc>
-        <w:tc>
-          <w:tcPr>
-            <w:tcW w:type="dxa" w:w="1191"/>
-          </w:tcPr>
-          <w:p>
-            <w:r>
-              <w:rPr>
-                <w:b w:val="0"/>
-                <w:i w:val="0"/>
-                <w:color w:val="64748B"/>
-                <w:sz w:val="16"/>
-              </w:rPr>
-              <w:t>GT-CQ</w:t>
-            </w:r>
-          </w:p>
-        </w:tc>
-        <w:tc>
-          <w:tcPr>
-            <w:tcW w:type="dxa" w:w="4706"/>
-          </w:tcPr>
-          <w:p>
-            <w:r>
-              <w:rPr>
-                <w:b w:val="0"/>
-                <w:i w:val="0"/>
-                <w:sz w:val="17"/>
-              </w:rPr>
-              <w:t>veuillez, s'il vous plait, confirmer les frais de scolarité ( 600 FCFA) payée de abdou khouma avec le QG ou apporter les corrections nécessaires.</w:t>
-            </w:r>
-          </w:p>
-        </w:tc>
-      </w:tr>
-      <w:tr>
-        <w:tc>
-          <w:tcPr>
-            <w:tcW w:type="dxa" w:w="964"/>
-          </w:tcPr>
-          <w:p>
-            <w:r>
-              <w:rPr>
-                <w:b/>
-                <w:i w:val="0"/>
-                <w:color w:val="EA580C"/>
-                <w:sz w:val="16"/>
-              </w:rPr>
-              <w:t>Moyenne</w:t>
-            </w:r>
-          </w:p>
-        </w:tc>
-        <w:tc>
-          <w:tcPr>
-            <w:tcW w:type="dxa" w:w="1247"/>
-          </w:tcPr>
-          <w:p>
-            <w:r>
-              <w:rPr>
-                <w:b/>
-                <w:i w:val="0"/>
-                <w:sz w:val="16"/>
-              </w:rPr>
-              <w:t>S02</w:t>
-              <w:br/>
-            </w:r>
-            <w:r>
-              <w:rPr>
-                <w:b w:val="0"/>
-                <w:i w:val="0"/>
-                <w:color w:val="64748B"/>
-                <w:sz w:val="14"/>
-              </w:rPr>
-              <w:t>Éducation</w:t>
-            </w:r>
-          </w:p>
-        </w:tc>
-        <w:tc>
-          <w:tcPr>
-            <w:tcW w:type="dxa" w:w="1531"/>
-          </w:tcPr>
-          <w:p>
-            <w:r>
-              <w:rPr>
-                <w:b/>
-                <w:i w:val="0"/>
-                <w:color w:val="16A34A"/>
-                <w:sz w:val="16"/>
-              </w:rPr>
-              <w:t>—</w:t>
-            </w:r>
-          </w:p>
-        </w:tc>
-        <w:tc>
-          <w:tcPr>
-            <w:tcW w:type="dxa" w:w="1191"/>
-          </w:tcPr>
-          <w:p>
-            <w:r>
-              <w:rPr>
-                <w:b w:val="0"/>
-                <w:i w:val="0"/>
-                <w:color w:val="64748B"/>
-                <w:sz w:val="16"/>
-              </w:rPr>
-              <w:t>GT-CQ</w:t>
-            </w:r>
-          </w:p>
-        </w:tc>
-        <w:tc>
-          <w:tcPr>
-            <w:tcW w:type="dxa" w:w="4706"/>
-          </w:tcPr>
-          <w:p>
-            <w:r>
-              <w:rPr>
-                <w:b w:val="0"/>
-                <w:i w:val="0"/>
-                <w:sz w:val="17"/>
-              </w:rPr>
-              <w:t>Attention!!! le montant payé de abdou khouma pour la cotisation est de 300 FCFA qui semble faible.</w:t>
-            </w:r>
-          </w:p>
-        </w:tc>
-      </w:tr>
-      <w:tr>
-        <w:tc>
-          <w:tcPr>
-            <w:tcW w:type="dxa" w:w="964"/>
-          </w:tcPr>
-          <w:p>
-            <w:r>
-              <w:rPr>
-                <w:b/>
-                <w:i w:val="0"/>
-                <w:color w:val="EA580C"/>
-                <w:sz w:val="16"/>
-              </w:rPr>
-              <w:t>Moyenne</w:t>
-            </w:r>
-          </w:p>
-        </w:tc>
-        <w:tc>
-          <w:tcPr>
-            <w:tcW w:type="dxa" w:w="1247"/>
-          </w:tcPr>
-          <w:p>
-            <w:r>
-              <w:rPr>
-                <w:b/>
-                <w:i w:val="0"/>
-                <w:sz w:val="16"/>
-              </w:rPr>
-              <w:t>S02</w:t>
-              <w:br/>
-            </w:r>
-            <w:r>
-              <w:rPr>
-                <w:b w:val="0"/>
-                <w:i w:val="0"/>
-                <w:color w:val="64748B"/>
-                <w:sz w:val="14"/>
-              </w:rPr>
-              <w:t>Éducation</w:t>
-            </w:r>
-          </w:p>
-        </w:tc>
-        <w:tc>
-          <w:tcPr>
-            <w:tcW w:type="dxa" w:w="1531"/>
-          </w:tcPr>
-          <w:p>
-            <w:r>
-              <w:rPr>
-                <w:b/>
-                <w:i w:val="0"/>
-                <w:color w:val="16A34A"/>
-                <w:sz w:val="16"/>
-              </w:rPr>
-              <w:t>s01q63, s00q04, s02q25, s01q00b, s02q17_2, s02q15_2</w:t>
-            </w:r>
-          </w:p>
-        </w:tc>
-        <w:tc>
-          <w:tcPr>
-            <w:tcW w:type="dxa" w:w="1191"/>
-          </w:tcPr>
-          <w:p>
-            <w:r>
-              <w:rPr>
-                <w:b w:val="0"/>
-                <w:i w:val="0"/>
-                <w:color w:val="64748B"/>
-                <w:sz w:val="16"/>
-              </w:rPr>
-              <w:t>GT-CQ</w:t>
-            </w:r>
-          </w:p>
-        </w:tc>
-        <w:tc>
-          <w:tcPr>
-            <w:tcW w:type="dxa" w:w="4706"/>
-          </w:tcPr>
-          <w:p>
-            <w:r>
-              <w:rPr>
-                <w:b w:val="0"/>
-                <w:i w:val="0"/>
-                <w:sz w:val="17"/>
-              </w:rPr>
-              <w:t>Dans les milieux urbains c'est peu probable de voir une école dont les élèves ou étudiants ne dépensent pas en frais d'uniformes, prière de verifier pour abdou khouma qui fréquente 4ème année de Primaire et corriger ou confirmer avec le QG.</w:t>
-            </w:r>
-          </w:p>
-        </w:tc>
-      </w:tr>
-      <w:tr>
-        <w:tc>
-          <w:tcPr>
-            <w:tcW w:type="dxa" w:w="964"/>
-          </w:tcPr>
-          <w:p>
-            <w:r>
-              <w:rPr>
-                <w:b/>
-                <w:i w:val="0"/>
-                <w:color w:val="EA580C"/>
-                <w:sz w:val="16"/>
-              </w:rPr>
-              <w:t>Moyenne</w:t>
-            </w:r>
-          </w:p>
-        </w:tc>
-        <w:tc>
-          <w:tcPr>
-            <w:tcW w:type="dxa" w:w="1247"/>
-          </w:tcPr>
-          <w:p>
-            <w:r>
-              <w:rPr>
-                <w:b/>
-                <w:i w:val="0"/>
-                <w:sz w:val="16"/>
-              </w:rPr>
-              <w:t>S02</w:t>
-              <w:br/>
-            </w:r>
-            <w:r>
-              <w:rPr>
-                <w:b w:val="0"/>
-                <w:i w:val="0"/>
-                <w:color w:val="64748B"/>
-                <w:sz w:val="14"/>
-              </w:rPr>
-              <w:t>Éducation</w:t>
-            </w:r>
-          </w:p>
-        </w:tc>
-        <w:tc>
-          <w:tcPr>
-            <w:tcW w:type="dxa" w:w="1531"/>
-          </w:tcPr>
-          <w:p>
-            <w:r>
-              <w:rPr>
-                <w:b/>
-                <w:i w:val="0"/>
-                <w:color w:val="16A34A"/>
-                <w:sz w:val="16"/>
-              </w:rPr>
-              <w:t>—</w:t>
-            </w:r>
-          </w:p>
-        </w:tc>
-        <w:tc>
-          <w:tcPr>
-            <w:tcW w:type="dxa" w:w="1191"/>
-          </w:tcPr>
-          <w:p>
-            <w:r>
-              <w:rPr>
-                <w:b w:val="0"/>
-                <w:i w:val="0"/>
-                <w:color w:val="64748B"/>
-                <w:sz w:val="16"/>
-              </w:rPr>
-              <w:t>GT-CQ</w:t>
-            </w:r>
-          </w:p>
-        </w:tc>
-        <w:tc>
-          <w:tcPr>
-            <w:tcW w:type="dxa" w:w="4706"/>
-          </w:tcPr>
-          <w:p>
-            <w:r>
-              <w:rPr>
-                <w:b w:val="0"/>
-                <w:i w:val="0"/>
-                <w:sz w:val="17"/>
-              </w:rPr>
-              <w:t>veuillez, s'il vous plait, confirmer les frais de scolarité ( 600 FCFA) payée de apsatou mbacke avec le QG ou apporter les corrections nécessaires.</w:t>
-            </w:r>
-          </w:p>
-        </w:tc>
-      </w:tr>
-      <w:tr>
-        <w:tc>
-          <w:tcPr>
-            <w:tcW w:type="dxa" w:w="964"/>
-          </w:tcPr>
-          <w:p>
-            <w:r>
-              <w:rPr>
-                <w:b/>
-                <w:i w:val="0"/>
-                <w:color w:val="EA580C"/>
-                <w:sz w:val="16"/>
-              </w:rPr>
-              <w:t>Moyenne</w:t>
-            </w:r>
-          </w:p>
-        </w:tc>
-        <w:tc>
-          <w:tcPr>
-            <w:tcW w:type="dxa" w:w="1247"/>
-          </w:tcPr>
-          <w:p>
-            <w:r>
-              <w:rPr>
-                <w:b/>
-                <w:i w:val="0"/>
-                <w:sz w:val="16"/>
-              </w:rPr>
-              <w:t>S02</w:t>
-              <w:br/>
-            </w:r>
-            <w:r>
-              <w:rPr>
-                <w:b w:val="0"/>
-                <w:i w:val="0"/>
-                <w:color w:val="64748B"/>
-                <w:sz w:val="14"/>
-              </w:rPr>
-              <w:t>Éducation</w:t>
-            </w:r>
-          </w:p>
-        </w:tc>
-        <w:tc>
-          <w:tcPr>
-            <w:tcW w:type="dxa" w:w="1531"/>
-          </w:tcPr>
-          <w:p>
-            <w:r>
-              <w:rPr>
-                <w:b/>
-                <w:i w:val="0"/>
-                <w:color w:val="16A34A"/>
-                <w:sz w:val="16"/>
-              </w:rPr>
-              <w:t>—</w:t>
-            </w:r>
-          </w:p>
-        </w:tc>
-        <w:tc>
-          <w:tcPr>
-            <w:tcW w:type="dxa" w:w="1191"/>
-          </w:tcPr>
-          <w:p>
-            <w:r>
-              <w:rPr>
-                <w:b w:val="0"/>
-                <w:i w:val="0"/>
-                <w:color w:val="64748B"/>
-                <w:sz w:val="16"/>
-              </w:rPr>
-              <w:t>GT-CQ</w:t>
-            </w:r>
-          </w:p>
-        </w:tc>
-        <w:tc>
-          <w:tcPr>
-            <w:tcW w:type="dxa" w:w="4706"/>
-          </w:tcPr>
-          <w:p>
-            <w:r>
-              <w:rPr>
-                <w:b w:val="0"/>
-                <w:i w:val="0"/>
-                <w:sz w:val="17"/>
-              </w:rPr>
-              <w:t>Attention!!! le montant payé de apsatou mbacke pour la cotisation est de 300 FCFA qui semble faible.</w:t>
-            </w:r>
-          </w:p>
-        </w:tc>
-      </w:tr>
-      <w:tr>
-        <w:tc>
-          <w:tcPr>
-            <w:tcW w:type="dxa" w:w="964"/>
-          </w:tcPr>
-          <w:p>
-            <w:r>
-              <w:rPr>
-                <w:b/>
-                <w:i w:val="0"/>
-                <w:color w:val="EA580C"/>
-                <w:sz w:val="16"/>
-              </w:rPr>
-              <w:t>Moyenne</w:t>
-            </w:r>
-          </w:p>
-        </w:tc>
-        <w:tc>
-          <w:tcPr>
-            <w:tcW w:type="dxa" w:w="1247"/>
-          </w:tcPr>
-          <w:p>
-            <w:r>
-              <w:rPr>
-                <w:b/>
-                <w:i w:val="0"/>
-                <w:sz w:val="16"/>
-              </w:rPr>
-              <w:t>S02</w:t>
-              <w:br/>
-            </w:r>
-            <w:r>
-              <w:rPr>
-                <w:b w:val="0"/>
-                <w:i w:val="0"/>
-                <w:color w:val="64748B"/>
-                <w:sz w:val="14"/>
-              </w:rPr>
-              <w:t>Éducation</w:t>
-            </w:r>
-          </w:p>
-        </w:tc>
-        <w:tc>
-          <w:tcPr>
-            <w:tcW w:type="dxa" w:w="1531"/>
-          </w:tcPr>
-          <w:p>
-            <w:r>
-              <w:rPr>
-                <w:b/>
-                <w:i w:val="0"/>
-                <w:color w:val="16A34A"/>
-                <w:sz w:val="16"/>
-              </w:rPr>
-              <w:t>s01q63, s00q04, s02q25, s01q00b, s02q17_2, s02q15_2</w:t>
-            </w:r>
-          </w:p>
-        </w:tc>
-        <w:tc>
-          <w:tcPr>
-            <w:tcW w:type="dxa" w:w="1191"/>
-          </w:tcPr>
-          <w:p>
-            <w:r>
-              <w:rPr>
-                <w:b w:val="0"/>
-                <w:i w:val="0"/>
-                <w:color w:val="64748B"/>
-                <w:sz w:val="16"/>
-              </w:rPr>
-              <w:t>GT-CQ</w:t>
-            </w:r>
-          </w:p>
-        </w:tc>
-        <w:tc>
-          <w:tcPr>
-            <w:tcW w:type="dxa" w:w="4706"/>
-          </w:tcPr>
-          <w:p>
-            <w:r>
-              <w:rPr>
-                <w:b w:val="0"/>
-                <w:i w:val="0"/>
-                <w:sz w:val="17"/>
-              </w:rPr>
-              <w:t>Dans les milieux urbains c'est peu probable de voir une école dont les élèves ou étudiants ne dépensent pas en frais d'uniformes, prière de verifier pour apsatou mbacke qui fréquente 4ème année de Primaire et corriger ou confirmer avec le QG.</w:t>
-            </w:r>
-          </w:p>
-        </w:tc>
-      </w:tr>
-      <w:tr>
-        <w:tc>
-          <w:tcPr>
-            <w:tcW w:type="dxa" w:w="964"/>
-          </w:tcPr>
-          <w:p>
-            <w:r>
-              <w:rPr>
-                <w:b/>
-                <w:i w:val="0"/>
-                <w:color w:val="EA580C"/>
-                <w:sz w:val="16"/>
-              </w:rPr>
-              <w:t>Moyenne</w:t>
-            </w:r>
-          </w:p>
-        </w:tc>
-        <w:tc>
-          <w:tcPr>
-            <w:tcW w:type="dxa" w:w="1247"/>
-          </w:tcPr>
-          <w:p>
-            <w:r>
-              <w:rPr>
-                <w:b/>
-                <w:i w:val="0"/>
-                <w:sz w:val="16"/>
-              </w:rPr>
-              <w:t>S02</w:t>
-              <w:br/>
-            </w:r>
-            <w:r>
-              <w:rPr>
-                <w:b w:val="0"/>
-                <w:i w:val="0"/>
-                <w:color w:val="64748B"/>
-                <w:sz w:val="14"/>
-              </w:rPr>
-              <w:t>Éducation</w:t>
-            </w:r>
-          </w:p>
-        </w:tc>
-        <w:tc>
-          <w:tcPr>
-            <w:tcW w:type="dxa" w:w="1531"/>
-          </w:tcPr>
-          <w:p>
-            <w:r>
-              <w:rPr>
-                <w:b/>
-                <w:i w:val="0"/>
-                <w:color w:val="16A34A"/>
-                <w:sz w:val="16"/>
-              </w:rPr>
-              <w:t>—</w:t>
-            </w:r>
-          </w:p>
-        </w:tc>
-        <w:tc>
-          <w:tcPr>
-            <w:tcW w:type="dxa" w:w="1191"/>
-          </w:tcPr>
-          <w:p>
-            <w:r>
-              <w:rPr>
-                <w:b w:val="0"/>
-                <w:i w:val="0"/>
-                <w:color w:val="64748B"/>
-                <w:sz w:val="16"/>
-              </w:rPr>
-              <w:t>GT-CQ</w:t>
-            </w:r>
-          </w:p>
-        </w:tc>
-        <w:tc>
-          <w:tcPr>
-            <w:tcW w:type="dxa" w:w="4706"/>
-          </w:tcPr>
-          <w:p>
-            <w:r>
-              <w:rPr>
-                <w:b w:val="0"/>
-                <w:i w:val="0"/>
-                <w:sz w:val="17"/>
-              </w:rPr>
-              <w:t>veuillez, s'il vous plait, confirmer les frais de scolarité ( 600 FCFA) payée de marame khouma avec le QG ou apporter les corrections nécessaires.</w:t>
-            </w:r>
-          </w:p>
-        </w:tc>
-      </w:tr>
-      <w:tr>
-        <w:tc>
-          <w:tcPr>
-            <w:tcW w:type="dxa" w:w="964"/>
-          </w:tcPr>
-          <w:p>
-            <w:r>
-              <w:rPr>
-                <w:b/>
-                <w:i w:val="0"/>
-                <w:color w:val="EA580C"/>
-                <w:sz w:val="16"/>
-              </w:rPr>
-              <w:t>Moyenne</w:t>
-            </w:r>
-          </w:p>
-        </w:tc>
-        <w:tc>
-          <w:tcPr>
-            <w:tcW w:type="dxa" w:w="1247"/>
-          </w:tcPr>
-          <w:p>
-            <w:r>
-              <w:rPr>
-                <w:b/>
-                <w:i w:val="0"/>
-                <w:sz w:val="16"/>
-              </w:rPr>
-              <w:t>S02</w:t>
-              <w:br/>
-            </w:r>
-            <w:r>
-              <w:rPr>
-                <w:b w:val="0"/>
-                <w:i w:val="0"/>
-                <w:color w:val="64748B"/>
-                <w:sz w:val="14"/>
-              </w:rPr>
-              <w:t>Éducation</w:t>
-            </w:r>
-          </w:p>
-        </w:tc>
-        <w:tc>
-          <w:tcPr>
-            <w:tcW w:type="dxa" w:w="1531"/>
-          </w:tcPr>
-          <w:p>
-            <w:r>
-              <w:rPr>
-                <w:b/>
-                <w:i w:val="0"/>
-                <w:color w:val="16A34A"/>
-                <w:sz w:val="16"/>
-              </w:rPr>
-              <w:t>—</w:t>
-            </w:r>
-          </w:p>
-        </w:tc>
-        <w:tc>
-          <w:tcPr>
-            <w:tcW w:type="dxa" w:w="1191"/>
-          </w:tcPr>
-          <w:p>
-            <w:r>
-              <w:rPr>
-                <w:b w:val="0"/>
-                <w:i w:val="0"/>
-                <w:color w:val="64748B"/>
-                <w:sz w:val="16"/>
-              </w:rPr>
-              <w:t>GT-CQ</w:t>
-            </w:r>
-          </w:p>
-        </w:tc>
-        <w:tc>
-          <w:tcPr>
-            <w:tcW w:type="dxa" w:w="4706"/>
-          </w:tcPr>
-          <w:p>
-            <w:r>
-              <w:rPr>
-                <w:b w:val="0"/>
-                <w:i w:val="0"/>
-                <w:sz w:val="17"/>
-              </w:rPr>
-              <w:t>Attention!!! le montant payé de marame khouma pour la cotisation est de 300 FCFA qui semble faible.</w:t>
-            </w:r>
-          </w:p>
-        </w:tc>
-      </w:tr>
-      <w:tr>
-        <w:tc>
-          <w:tcPr>
-            <w:tcW w:type="dxa" w:w="964"/>
-          </w:tcPr>
-          <w:p>
-            <w:r>
-              <w:rPr>
-                <w:b/>
-                <w:i w:val="0"/>
-                <w:color w:val="EA580C"/>
-                <w:sz w:val="16"/>
-              </w:rPr>
-              <w:t>Moyenne</w:t>
-            </w:r>
-          </w:p>
-        </w:tc>
-        <w:tc>
-          <w:tcPr>
-            <w:tcW w:type="dxa" w:w="1247"/>
-          </w:tcPr>
-          <w:p>
-            <w:r>
-              <w:rPr>
-                <w:b/>
-                <w:i w:val="0"/>
-                <w:sz w:val="16"/>
-              </w:rPr>
-              <w:t>S02</w:t>
-              <w:br/>
-            </w:r>
-            <w:r>
-              <w:rPr>
-                <w:b w:val="0"/>
-                <w:i w:val="0"/>
-                <w:color w:val="64748B"/>
-                <w:sz w:val="14"/>
-              </w:rPr>
-              <w:t>Éducation</w:t>
-            </w:r>
-          </w:p>
-        </w:tc>
-        <w:tc>
-          <w:tcPr>
-            <w:tcW w:type="dxa" w:w="1531"/>
-          </w:tcPr>
-          <w:p>
-            <w:r>
-              <w:rPr>
-                <w:b/>
-                <w:i w:val="0"/>
-                <w:color w:val="16A34A"/>
-                <w:sz w:val="16"/>
-              </w:rPr>
-              <w:t>s01q63, s00q04, s02q25, s01q00b, s02q17_2, s02q15_2</w:t>
-            </w:r>
-          </w:p>
-        </w:tc>
-        <w:tc>
-          <w:tcPr>
-            <w:tcW w:type="dxa" w:w="1191"/>
-          </w:tcPr>
-          <w:p>
-            <w:r>
-              <w:rPr>
-                <w:b w:val="0"/>
-                <w:i w:val="0"/>
-                <w:color w:val="64748B"/>
-                <w:sz w:val="16"/>
-              </w:rPr>
-              <w:t>GT-CQ</w:t>
-            </w:r>
-          </w:p>
-        </w:tc>
-        <w:tc>
-          <w:tcPr>
-            <w:tcW w:type="dxa" w:w="4706"/>
-          </w:tcPr>
-          <w:p>
-            <w:r>
-              <w:rPr>
-                <w:b w:val="0"/>
-                <w:i w:val="0"/>
-                <w:sz w:val="17"/>
-              </w:rPr>
-              <w:t>Dans les milieux urbains c'est peu probable de voir une école dont les élèves ou étudiants ne dépensent pas en frais d'uniformes, prière de verifier pour marame khouma qui fréquente 5ème année de Primaire et corriger ou confirmer avec le QG.</w:t>
-            </w:r>
-          </w:p>
-        </w:tc>
-      </w:tr>
-      <w:tr>
-        <w:tc>
-          <w:tcPr>
-            <w:tcW w:type="dxa" w:w="964"/>
-          </w:tcPr>
-          <w:p>
-            <w:r>
-              <w:rPr>
-                <w:b/>
-                <w:i w:val="0"/>
-                <w:color w:val="EA580C"/>
-                <w:sz w:val="16"/>
-              </w:rPr>
-              <w:t>Moyenne</w:t>
-            </w:r>
-          </w:p>
-        </w:tc>
-        <w:tc>
-          <w:tcPr>
-            <w:tcW w:type="dxa" w:w="1247"/>
-          </w:tcPr>
-          <w:p>
-            <w:r>
-              <w:rPr>
-                <w:b/>
-                <w:i w:val="0"/>
-                <w:sz w:val="16"/>
-              </w:rPr>
-              <w:t>S02</w:t>
-              <w:br/>
-            </w:r>
-            <w:r>
-              <w:rPr>
-                <w:b w:val="0"/>
-                <w:i w:val="0"/>
-                <w:color w:val="64748B"/>
-                <w:sz w:val="14"/>
-              </w:rPr>
-              <w:t>Éducation</w:t>
-            </w:r>
-          </w:p>
-        </w:tc>
-        <w:tc>
-          <w:tcPr>
-            <w:tcW w:type="dxa" w:w="1531"/>
-          </w:tcPr>
-          <w:p>
-            <w:r>
-              <w:rPr>
-                <w:b/>
-                <w:i w:val="0"/>
-                <w:color w:val="16A34A"/>
-                <w:sz w:val="16"/>
-              </w:rPr>
-              <w:t>—</w:t>
-            </w:r>
-          </w:p>
-        </w:tc>
-        <w:tc>
-          <w:tcPr>
-            <w:tcW w:type="dxa" w:w="1191"/>
-          </w:tcPr>
-          <w:p>
-            <w:r>
-              <w:rPr>
-                <w:b w:val="0"/>
-                <w:i w:val="0"/>
-                <w:color w:val="64748B"/>
-                <w:sz w:val="16"/>
-              </w:rPr>
-              <w:t>GT-CQ</w:t>
-            </w:r>
-          </w:p>
-        </w:tc>
-        <w:tc>
-          <w:tcPr>
-            <w:tcW w:type="dxa" w:w="4706"/>
-          </w:tcPr>
-          <w:p>
-            <w:r>
-              <w:rPr>
-                <w:b w:val="0"/>
-                <w:i w:val="0"/>
-                <w:sz w:val="17"/>
-              </w:rPr>
-              <w:t>veuillez, s'il vous plait, confirmer les frais de scolarité ( 600 FCFA) payée de ndeye isseu khouma avec le QG ou apporter les corrections nécessaires.</w:t>
-            </w:r>
-          </w:p>
-        </w:tc>
-      </w:tr>
-      <w:tr>
-        <w:tc>
-          <w:tcPr>
-            <w:tcW w:type="dxa" w:w="964"/>
-          </w:tcPr>
-          <w:p>
-            <w:r>
-              <w:rPr>
-                <w:b/>
-                <w:i w:val="0"/>
-                <w:color w:val="EA580C"/>
-                <w:sz w:val="16"/>
-              </w:rPr>
-              <w:t>Moyenne</w:t>
-            </w:r>
-          </w:p>
-        </w:tc>
-        <w:tc>
-          <w:tcPr>
-            <w:tcW w:type="dxa" w:w="1247"/>
-          </w:tcPr>
-          <w:p>
-            <w:r>
-              <w:rPr>
-                <w:b/>
-                <w:i w:val="0"/>
-                <w:sz w:val="16"/>
-              </w:rPr>
-              <w:t>S02</w:t>
-              <w:br/>
-            </w:r>
-            <w:r>
-              <w:rPr>
-                <w:b w:val="0"/>
-                <w:i w:val="0"/>
-                <w:color w:val="64748B"/>
-                <w:sz w:val="14"/>
-              </w:rPr>
-              <w:t>Éducation</w:t>
-            </w:r>
-          </w:p>
-        </w:tc>
-        <w:tc>
-          <w:tcPr>
-            <w:tcW w:type="dxa" w:w="1531"/>
-          </w:tcPr>
-          <w:p>
-            <w:r>
-              <w:rPr>
-                <w:b/>
-                <w:i w:val="0"/>
-                <w:color w:val="16A34A"/>
-                <w:sz w:val="16"/>
-              </w:rPr>
-              <w:t>—</w:t>
-            </w:r>
-          </w:p>
-        </w:tc>
-        <w:tc>
-          <w:tcPr>
-            <w:tcW w:type="dxa" w:w="1191"/>
-          </w:tcPr>
-          <w:p>
-            <w:r>
-              <w:rPr>
-                <w:b w:val="0"/>
-                <w:i w:val="0"/>
-                <w:color w:val="64748B"/>
-                <w:sz w:val="16"/>
-              </w:rPr>
-              <w:t>GT-CQ</w:t>
-            </w:r>
-          </w:p>
-        </w:tc>
-        <w:tc>
-          <w:tcPr>
-            <w:tcW w:type="dxa" w:w="4706"/>
-          </w:tcPr>
-          <w:p>
-            <w:r>
-              <w:rPr>
-                <w:b w:val="0"/>
-                <w:i w:val="0"/>
-                <w:sz w:val="17"/>
-              </w:rPr>
-              <w:t>Attention!!! le montant payé de ndeye isseu khouma pour la cotisation est de 300 FCFA qui semble faible.</w:t>
-            </w:r>
-          </w:p>
-        </w:tc>
-      </w:tr>
-      <w:tr>
-        <w:tc>
-          <w:tcPr>
-            <w:tcW w:type="dxa" w:w="964"/>
-          </w:tcPr>
-          <w:p>
-            <w:r>
-              <w:rPr>
-                <w:b/>
-                <w:i w:val="0"/>
-                <w:color w:val="EA580C"/>
-                <w:sz w:val="16"/>
-              </w:rPr>
-              <w:t>Moyenne</w:t>
-            </w:r>
-          </w:p>
-        </w:tc>
-        <w:tc>
-          <w:tcPr>
-            <w:tcW w:type="dxa" w:w="1247"/>
-          </w:tcPr>
-          <w:p>
-            <w:r>
-              <w:rPr>
-                <w:b/>
-                <w:i w:val="0"/>
-                <w:sz w:val="16"/>
-              </w:rPr>
-              <w:t>S02</w:t>
-              <w:br/>
-            </w:r>
-            <w:r>
-              <w:rPr>
-                <w:b w:val="0"/>
-                <w:i w:val="0"/>
-                <w:color w:val="64748B"/>
-                <w:sz w:val="14"/>
-              </w:rPr>
-              <w:t>Éducation</w:t>
-            </w:r>
-          </w:p>
-        </w:tc>
-        <w:tc>
-          <w:tcPr>
-            <w:tcW w:type="dxa" w:w="1531"/>
-          </w:tcPr>
-          <w:p>
-            <w:r>
-              <w:rPr>
-                <w:b/>
-                <w:i w:val="0"/>
-                <w:color w:val="16A34A"/>
-                <w:sz w:val="16"/>
-              </w:rPr>
-              <w:t>s01q63, s00q04, s02q25, s01q00b, s02q17_2, s02q15_2</w:t>
-            </w:r>
-          </w:p>
-        </w:tc>
-        <w:tc>
-          <w:tcPr>
-            <w:tcW w:type="dxa" w:w="1191"/>
-          </w:tcPr>
-          <w:p>
-            <w:r>
-              <w:rPr>
-                <w:b w:val="0"/>
-                <w:i w:val="0"/>
-                <w:color w:val="64748B"/>
-                <w:sz w:val="16"/>
-              </w:rPr>
-              <w:t>GT-CQ</w:t>
-            </w:r>
-          </w:p>
-        </w:tc>
-        <w:tc>
-          <w:tcPr>
-            <w:tcW w:type="dxa" w:w="4706"/>
-          </w:tcPr>
-          <w:p>
-            <w:r>
-              <w:rPr>
-                <w:b w:val="0"/>
-                <w:i w:val="0"/>
-                <w:sz w:val="17"/>
-              </w:rPr>
-              <w:t>Dans les milieux urbains c'est peu probable de voir une école dont les élèves ou étudiants ne dépensent pas en frais d'uniformes, prière de verifier pour ndeye isseu khouma qui fréquente 1ére année de Primaire et corriger ou confirmer avec le QG.</w:t>
             </w:r>
           </w:p>
         </w:tc>
